--- a/healthtrack_CsuriMartin_PapOliver.docx
+++ b/healthtrack_CsuriMartin_PapOliver.docx
@@ -2,33 +2,10 @@
 <file path=word/document.xml><?xml version="1.0" encoding="utf-8"?>
 <w:document xmlns:wpc="http://schemas.microsoft.com/office/word/2010/wordprocessingCanvas" xmlns:cx="http://schemas.microsoft.com/office/drawing/2014/chartex" xmlns:cx1="http://schemas.microsoft.com/office/drawing/2015/9/8/chartex" xmlns:cx2="http://schemas.microsoft.com/office/drawing/2015/10/21/chartex" xmlns:cx3="http://schemas.microsoft.com/office/drawing/2016/5/9/chartex" xmlns:cx4="http://schemas.microsoft.com/office/drawing/2016/5/10/chartex" xmlns:cx5="http://schemas.microsoft.com/office/drawing/2016/5/11/chartex" xmlns:cx6="http://schemas.microsoft.com/office/drawing/2016/5/12/chartex" xmlns:cx7="http://schemas.microsoft.com/office/drawing/2016/5/13/chartex" xmlns:cx8="http://schemas.microsoft.com/office/drawing/2016/5/14/chartex" xmlns:mc="http://schemas.openxmlformats.org/markup-compatibility/2006" xmlns:aink="http://schemas.microsoft.com/office/drawing/2016/ink" xmlns:am3d="http://schemas.microsoft.com/office/drawing/2017/model3d" xmlns:o="urn:schemas-microsoft-com:office:office" xmlns:r="http://schemas.openxmlformats.org/officeDocument/2006/relationships" xmlns:m="http://schemas.openxmlformats.org/officeDocument/2006/math" xmlns:v="urn:schemas-microsoft-com:vml" xmlns:wp14="http://schemas.microsoft.com/office/word/2010/wordprocessingDrawing" xmlns:wp="http://schemas.openxmlformats.org/drawingml/2006/wordprocessingDrawing" xmlns:w10="urn:schemas-microsoft-com:office:word" xmlns:w="http://schemas.openxmlformats.org/wordprocessingml/2006/main" xmlns:w14="http://schemas.microsoft.com/office/word/2010/wordml" xmlns:w15="http://schemas.microsoft.com/office/word/2012/wordml" xmlns:w16cex="http://schemas.microsoft.com/office/word/2018/wordml/cex" xmlns:w16cid="http://schemas.microsoft.com/office/word/2016/wordml/cid" xmlns:w16="http://schemas.microsoft.com/office/word/2018/wordml" xmlns:w16sdtdh="http://schemas.microsoft.com/office/word/2020/wordml/sdtdatahash" xmlns:w16se="http://schemas.microsoft.com/office/word/2015/wordml/symex" xmlns:wpg="http://schemas.microsoft.com/office/word/2010/wordprocessingGroup" xmlns:wpi="http://schemas.microsoft.com/office/word/2010/wordprocessingInk" xmlns:wne="http://schemas.microsoft.com/office/word/2006/wordml" xmlns:wps="http://schemas.microsoft.com/office/word/2010/wordprocessingShape" mc:Ignorable="w14 w15 w16se w16cid w16 w16cex w16sdtdh wp14">
   <w:body>
+    <w:p/>
+    <w:p/>
+    <w:p/>
     <w:p>
-      <w:pPr>
-        <w:rPr>
-          <w:rFonts w:hint="eastAsia"/>
-        </w:rPr>
-      </w:pPr>
-    </w:p>
-    <w:p>
-      <w:pPr>
-        <w:rPr>
-          <w:rFonts w:hint="eastAsia"/>
-        </w:rPr>
-      </w:pPr>
-    </w:p>
-    <w:p>
-      <w:pPr>
-        <w:rPr>
-          <w:rFonts w:hint="eastAsia"/>
-        </w:rPr>
-      </w:pPr>
-    </w:p>
-    <w:p>
-      <w:pPr>
-        <w:rPr>
-          <w:rFonts w:hint="eastAsia"/>
-        </w:rPr>
-      </w:pPr>
       <w:r>
         <w:rPr>
           <w:rFonts w:hint="eastAsia"/>
@@ -50,7 +27,7 @@
                     <pic:cNvPicPr/>
                   </pic:nvPicPr>
                   <pic:blipFill>
-                    <a:blip r:embed="rId6"/>
+                    <a:blip r:embed="rId8"/>
                     <a:stretch>
                       <a:fillRect/>
                     </a:stretch>
@@ -71,19 +48,10 @@
         </w:drawing>
       </w:r>
     </w:p>
-    <w:p>
-      <w:pPr>
-        <w:rPr>
-          <w:rFonts w:hint="eastAsia"/>
-        </w:rPr>
-      </w:pPr>
-    </w:p>
+    <w:p/>
     <w:p>
       <w:pPr>
         <w:spacing w:after="80"/>
-        <w:rPr>
-          <w:rFonts w:hint="eastAsia"/>
-        </w:rPr>
       </w:pPr>
       <w:r>
         <w:rPr>
@@ -97,9 +65,6 @@
     <w:p>
       <w:pPr>
         <w:spacing w:after="800"/>
-        <w:rPr>
-          <w:rFonts w:hint="eastAsia"/>
-        </w:rPr>
       </w:pPr>
       <w:r>
         <w:rPr>
@@ -109,65 +74,17 @@
         <w:t>Rendszerdokumentáció és Fejlesztői Kézikönyv</w:t>
       </w:r>
     </w:p>
-    <w:p>
-      <w:pPr>
-        <w:rPr>
-          <w:rFonts w:hint="eastAsia"/>
-        </w:rPr>
-      </w:pPr>
-    </w:p>
-    <w:p>
-      <w:pPr>
-        <w:rPr>
-          <w:rFonts w:hint="eastAsia"/>
-        </w:rPr>
-      </w:pPr>
-    </w:p>
-    <w:p>
-      <w:pPr>
-        <w:rPr>
-          <w:rFonts w:hint="eastAsia"/>
-        </w:rPr>
-      </w:pPr>
-    </w:p>
-    <w:p>
-      <w:pPr>
-        <w:rPr>
-          <w:rFonts w:hint="eastAsia"/>
-        </w:rPr>
-      </w:pPr>
-    </w:p>
-    <w:p>
-      <w:pPr>
-        <w:rPr>
-          <w:rFonts w:hint="eastAsia"/>
-        </w:rPr>
-      </w:pPr>
-    </w:p>
-    <w:p>
-      <w:pPr>
-        <w:rPr>
-          <w:rFonts w:hint="eastAsia"/>
-        </w:rPr>
-      </w:pPr>
-    </w:p>
-    <w:p>
-      <w:pPr>
-        <w:rPr>
-          <w:rFonts w:hint="eastAsia"/>
-        </w:rPr>
-      </w:pPr>
-    </w:p>
-    <w:p>
-      <w:pPr>
-        <w:rPr>
-          <w:rFonts w:hint="eastAsia"/>
-        </w:rPr>
-      </w:pPr>
-    </w:p>
+    <w:p/>
+    <w:p/>
+    <w:p/>
+    <w:p/>
+    <w:p/>
+    <w:p/>
+    <w:p/>
+    <w:p/>
     <w:tbl>
       <w:tblPr>
-        <w:tblW w:w="0" w:type="auto"/>
+        <w:tblW w:w="10080" w:type="dxa"/>
         <w:tblLayout w:type="fixed"/>
         <w:tblLook w:val="04A0" w:firstRow="1" w:lastRow="0" w:firstColumn="1" w:lastColumn="0" w:noHBand="0" w:noVBand="1"/>
       </w:tblPr>
@@ -181,11 +98,6 @@
             <w:tcW w:w="3600" w:type="dxa"/>
           </w:tcPr>
           <w:p>
-            <w:pPr>
-              <w:rPr>
-                <w:rFonts w:hint="eastAsia"/>
-              </w:rPr>
-            </w:pPr>
             <w:r>
               <w:rPr>
                 <w:b/>
@@ -199,11 +111,6 @@
             <w:tcW w:w="6480" w:type="dxa"/>
           </w:tcPr>
           <w:p>
-            <w:pPr>
-              <w:rPr>
-                <w:rFonts w:hint="eastAsia"/>
-              </w:rPr>
-            </w:pPr>
             <w:r>
               <w:t>Csuri Martin &amp; Pap Olivér</w:t>
             </w:r>
@@ -216,11 +123,6 @@
             <w:tcW w:w="3600" w:type="dxa"/>
           </w:tcPr>
           <w:p>
-            <w:pPr>
-              <w:rPr>
-                <w:rFonts w:hint="eastAsia"/>
-              </w:rPr>
-            </w:pPr>
             <w:r>
               <w:rPr>
                 <w:b/>
@@ -234,13 +136,8 @@
             <w:tcW w:w="6480" w:type="dxa"/>
           </w:tcPr>
           <w:p>
-            <w:pPr>
-              <w:rPr>
-                <w:rFonts w:hint="eastAsia"/>
-              </w:rPr>
-            </w:pPr>
             <w:r>
-              <w:t>HealthTrack Nyilvántartó és Antropometriai Szoftver</w:t>
+              <w:t>HealthTrack</w:t>
             </w:r>
           </w:p>
         </w:tc>
@@ -251,11 +148,6 @@
             <w:tcW w:w="3600" w:type="dxa"/>
           </w:tcPr>
           <w:p>
-            <w:pPr>
-              <w:rPr>
-                <w:rFonts w:hint="eastAsia"/>
-              </w:rPr>
-            </w:pPr>
             <w:r>
               <w:rPr>
                 <w:b/>
@@ -269,16 +161,8 @@
             <w:tcW w:w="6480" w:type="dxa"/>
           </w:tcPr>
           <w:p>
-            <w:pPr>
-              <w:rPr>
-                <w:rFonts w:hint="eastAsia"/>
-              </w:rPr>
-            </w:pPr>
             <w:r>
-              <w:t xml:space="preserve">Microsoft Visual Studio, .NET Framework, </w:t>
-            </w:r>
-            <w:r>
-              <w:t>Windows Forms</w:t>
+              <w:t>Microsoft Visual Studio, .NET Framework, Windows Forms</w:t>
             </w:r>
           </w:p>
         </w:tc>
@@ -289,11 +173,6 @@
             <w:tcW w:w="3600" w:type="dxa"/>
           </w:tcPr>
           <w:p>
-            <w:pPr>
-              <w:rPr>
-                <w:rFonts w:hint="eastAsia"/>
-              </w:rPr>
-            </w:pPr>
             <w:r>
               <w:rPr>
                 <w:b/>
@@ -307,11 +186,6 @@
             <w:tcW w:w="6480" w:type="dxa"/>
           </w:tcPr>
           <w:p>
-            <w:pPr>
-              <w:rPr>
-                <w:rFonts w:hint="eastAsia"/>
-              </w:rPr>
-            </w:pPr>
             <w:r>
               <w:t>MySQL Server (Localhost)</w:t>
             </w:r>
@@ -324,11 +198,6 @@
             <w:tcW w:w="3600" w:type="dxa"/>
           </w:tcPr>
           <w:p>
-            <w:pPr>
-              <w:rPr>
-                <w:rFonts w:hint="eastAsia"/>
-              </w:rPr>
-            </w:pPr>
             <w:r>
               <w:rPr>
                 <w:b/>
@@ -342,61 +211,1369 @@
             <w:tcW w:w="6480" w:type="dxa"/>
           </w:tcPr>
           <w:p>
-            <w:pPr>
-              <w:rPr>
-                <w:rFonts w:hint="eastAsia"/>
-              </w:rPr>
-            </w:pPr>
             <w:r>
               <w:t>2026. május 18.</w:t>
             </w:r>
           </w:p>
         </w:tc>
       </w:tr>
-      <w:tr>
-        <w:tc>
-          <w:tcPr>
-            <w:tcW w:w="3600" w:type="dxa"/>
-          </w:tcPr>
-          <w:p>
-            <w:pPr>
-              <w:rPr>
-                <w:rFonts w:hint="eastAsia"/>
-              </w:rPr>
-            </w:pPr>
+    </w:tbl>
+    <w:sdt>
+      <w:sdtPr>
+        <w:rPr>
+          <w:rFonts w:ascii="Times New Roman" w:hAnsi="Times New Roman"/>
+          <w:b w:val="0"/>
+          <w:bCs w:val="0"/>
+          <w:sz w:val="4"/>
+          <w:szCs w:val="4"/>
+          <w:lang w:val="hu-HU"/>
+        </w:rPr>
+        <w:id w:val="489600412"/>
+        <w:docPartObj>
+          <w:docPartGallery w:val="Table of Contents"/>
+          <w:docPartUnique/>
+        </w:docPartObj>
+      </w:sdtPr>
+      <w:sdtEndPr>
+        <w:rPr>
+          <w:rFonts w:eastAsiaTheme="minorEastAsia" w:cstheme="minorBidi"/>
+          <w:color w:val="2D3748"/>
+          <w:sz w:val="2"/>
+          <w:szCs w:val="2"/>
+          <w:lang w:val="en-US"/>
+        </w:rPr>
+      </w:sdtEndPr>
+      <w:sdtContent>
+        <w:p>
+          <w:pPr>
+            <w:pStyle w:val="Tartalomjegyzkcmsora"/>
+            <w:rPr>
+              <w:rFonts w:ascii="Times New Roman" w:hAnsi="Times New Roman"/>
+              <w:b w:val="0"/>
+              <w:bCs w:val="0"/>
+              <w:sz w:val="36"/>
+              <w:szCs w:val="36"/>
+            </w:rPr>
+          </w:pPr>
+          <w:r>
+            <w:rPr>
+              <w:rFonts w:ascii="Times New Roman" w:hAnsi="Times New Roman"/>
+              <w:b w:val="0"/>
+              <w:bCs w:val="0"/>
+              <w:sz w:val="36"/>
+              <w:szCs w:val="36"/>
+              <w:lang w:val="hu-HU"/>
+            </w:rPr>
+            <w:t>Tartalom</w:t>
+          </w:r>
+        </w:p>
+        <w:p>
+          <w:pPr>
+            <w:pStyle w:val="TJ1"/>
+            <w:tabs>
+              <w:tab w:val="right" w:leader="dot" w:pos="9595"/>
+            </w:tabs>
+            <w:rPr>
+              <w:rFonts w:ascii="Times New Roman" w:hAnsi="Times New Roman"/>
+              <w:noProof/>
+              <w:color w:val="auto"/>
+              <w:sz w:val="28"/>
+              <w:szCs w:val="28"/>
+              <w:lang w:val="hu-HU" w:eastAsia="hu-HU"/>
+            </w:rPr>
+          </w:pPr>
+          <w:r>
+            <w:rPr>
+              <w:rFonts w:ascii="Times New Roman" w:hAnsi="Times New Roman"/>
+              <w:sz w:val="24"/>
+              <w:szCs w:val="28"/>
+            </w:rPr>
+            <w:fldChar w:fldCharType="begin"/>
+          </w:r>
+          <w:r>
+            <w:rPr>
+              <w:rFonts w:ascii="Times New Roman" w:hAnsi="Times New Roman"/>
+              <w:sz w:val="24"/>
+              <w:szCs w:val="28"/>
+            </w:rPr>
+            <w:instrText xml:space="preserve"> TOC \o "1-3" \h \z \u </w:instrText>
+          </w:r>
+          <w:r>
+            <w:rPr>
+              <w:rFonts w:ascii="Times New Roman" w:hAnsi="Times New Roman"/>
+              <w:sz w:val="24"/>
+              <w:szCs w:val="28"/>
+            </w:rPr>
+            <w:fldChar w:fldCharType="separate"/>
+          </w:r>
+          <w:hyperlink w:anchor="_Toc230337104" w:history="1">
             <w:r>
               <w:rPr>
-                <w:b/>
+                <w:rStyle w:val="Hiperhivatkozs"/>
+                <w:rFonts w:ascii="Times New Roman" w:hAnsi="Times New Roman"/>
+                <w:noProof/>
+                <w:sz w:val="24"/>
+                <w:szCs w:val="28"/>
+                <w:u w:val="none"/>
               </w:rPr>
-              <w:t>Dokumentum verzió:</w:t>
+              <w:t>1. Rendszerátte</w:t>
             </w:r>
-          </w:p>
-        </w:tc>
-        <w:tc>
-          <w:tcPr>
-            <w:tcW w:w="6480" w:type="dxa"/>
-          </w:tcPr>
-          <w:p>
-            <w:pPr>
+            <w:r>
               <w:rPr>
-                <w:rFonts w:hint="eastAsia"/>
+                <w:rStyle w:val="Hiperhivatkozs"/>
+                <w:rFonts w:ascii="Times New Roman" w:hAnsi="Times New Roman"/>
+                <w:noProof/>
+                <w:sz w:val="24"/>
+                <w:szCs w:val="28"/>
+                <w:u w:val="none"/>
               </w:rPr>
-            </w:pPr>
+              <w:t>k</w:t>
+            </w:r>
             <w:r>
-              <w:t>v1.0.0</w:t>
+              <w:rPr>
+                <w:rStyle w:val="Hiperhivatkozs"/>
+                <w:rFonts w:ascii="Times New Roman" w:hAnsi="Times New Roman"/>
+                <w:noProof/>
+                <w:sz w:val="24"/>
+                <w:szCs w:val="28"/>
+                <w:u w:val="none"/>
+              </w:rPr>
+              <w:t>intés és Architektúra</w:t>
             </w:r>
-          </w:p>
-        </w:tc>
-      </w:tr>
-    </w:tbl>
+            <w:r>
+              <w:rPr>
+                <w:rFonts w:ascii="Times New Roman" w:hAnsi="Times New Roman"/>
+                <w:noProof/>
+                <w:webHidden/>
+                <w:sz w:val="24"/>
+                <w:szCs w:val="28"/>
+              </w:rPr>
+              <w:tab/>
+            </w:r>
+            <w:r>
+              <w:rPr>
+                <w:rFonts w:ascii="Times New Roman" w:hAnsi="Times New Roman"/>
+                <w:noProof/>
+                <w:webHidden/>
+                <w:sz w:val="24"/>
+                <w:szCs w:val="28"/>
+              </w:rPr>
+              <w:fldChar w:fldCharType="begin"/>
+            </w:r>
+            <w:r>
+              <w:rPr>
+                <w:rFonts w:ascii="Times New Roman" w:hAnsi="Times New Roman"/>
+                <w:noProof/>
+                <w:webHidden/>
+                <w:sz w:val="24"/>
+                <w:szCs w:val="28"/>
+              </w:rPr>
+              <w:instrText xml:space="preserve"> PAGEREF _Toc230337104 \h </w:instrText>
+            </w:r>
+            <w:r>
+              <w:rPr>
+                <w:rFonts w:ascii="Times New Roman" w:hAnsi="Times New Roman"/>
+                <w:noProof/>
+                <w:webHidden/>
+                <w:sz w:val="24"/>
+                <w:szCs w:val="28"/>
+              </w:rPr>
+            </w:r>
+            <w:r>
+              <w:rPr>
+                <w:rFonts w:ascii="Times New Roman" w:hAnsi="Times New Roman"/>
+                <w:noProof/>
+                <w:webHidden/>
+                <w:sz w:val="24"/>
+                <w:szCs w:val="28"/>
+              </w:rPr>
+              <w:fldChar w:fldCharType="separate"/>
+            </w:r>
+            <w:r>
+              <w:rPr>
+                <w:rFonts w:ascii="Times New Roman" w:hAnsi="Times New Roman"/>
+                <w:noProof/>
+                <w:webHidden/>
+                <w:sz w:val="24"/>
+                <w:szCs w:val="28"/>
+              </w:rPr>
+              <w:t>3</w:t>
+            </w:r>
+            <w:r>
+              <w:rPr>
+                <w:rFonts w:ascii="Times New Roman" w:hAnsi="Times New Roman"/>
+                <w:noProof/>
+                <w:webHidden/>
+                <w:sz w:val="24"/>
+                <w:szCs w:val="28"/>
+              </w:rPr>
+              <w:fldChar w:fldCharType="end"/>
+            </w:r>
+          </w:hyperlink>
+        </w:p>
+        <w:p>
+          <w:pPr>
+            <w:pStyle w:val="TJ2"/>
+            <w:tabs>
+              <w:tab w:val="right" w:leader="dot" w:pos="9595"/>
+            </w:tabs>
+            <w:rPr>
+              <w:rFonts w:ascii="Times New Roman" w:hAnsi="Times New Roman"/>
+              <w:noProof/>
+              <w:color w:val="auto"/>
+              <w:sz w:val="28"/>
+              <w:szCs w:val="28"/>
+              <w:lang w:val="hu-HU" w:eastAsia="hu-HU"/>
+            </w:rPr>
+          </w:pPr>
+          <w:hyperlink w:anchor="_Toc230337105" w:history="1">
+            <w:r>
+              <w:rPr>
+                <w:rStyle w:val="Hiperhivatkozs"/>
+                <w:rFonts w:ascii="Times New Roman" w:hAnsi="Times New Roman"/>
+                <w:noProof/>
+                <w:sz w:val="24"/>
+                <w:szCs w:val="28"/>
+                <w:u w:val="none"/>
+              </w:rPr>
+              <w:t>1.1 Működési alapelvek</w:t>
+            </w:r>
+            <w:r>
+              <w:rPr>
+                <w:rFonts w:ascii="Times New Roman" w:hAnsi="Times New Roman"/>
+                <w:noProof/>
+                <w:webHidden/>
+                <w:sz w:val="24"/>
+                <w:szCs w:val="28"/>
+              </w:rPr>
+              <w:tab/>
+            </w:r>
+            <w:r>
+              <w:rPr>
+                <w:rFonts w:ascii="Times New Roman" w:hAnsi="Times New Roman"/>
+                <w:noProof/>
+                <w:webHidden/>
+                <w:sz w:val="24"/>
+                <w:szCs w:val="28"/>
+              </w:rPr>
+              <w:fldChar w:fldCharType="begin"/>
+            </w:r>
+            <w:r>
+              <w:rPr>
+                <w:rFonts w:ascii="Times New Roman" w:hAnsi="Times New Roman"/>
+                <w:noProof/>
+                <w:webHidden/>
+                <w:sz w:val="24"/>
+                <w:szCs w:val="28"/>
+              </w:rPr>
+              <w:instrText xml:space="preserve"> PAGEREF _Toc230337105 \h </w:instrText>
+            </w:r>
+            <w:r>
+              <w:rPr>
+                <w:rFonts w:ascii="Times New Roman" w:hAnsi="Times New Roman"/>
+                <w:noProof/>
+                <w:webHidden/>
+                <w:sz w:val="24"/>
+                <w:szCs w:val="28"/>
+              </w:rPr>
+            </w:r>
+            <w:r>
+              <w:rPr>
+                <w:rFonts w:ascii="Times New Roman" w:hAnsi="Times New Roman"/>
+                <w:noProof/>
+                <w:webHidden/>
+                <w:sz w:val="24"/>
+                <w:szCs w:val="28"/>
+              </w:rPr>
+              <w:fldChar w:fldCharType="separate"/>
+            </w:r>
+            <w:r>
+              <w:rPr>
+                <w:rFonts w:ascii="Times New Roman" w:hAnsi="Times New Roman"/>
+                <w:noProof/>
+                <w:webHidden/>
+                <w:sz w:val="24"/>
+                <w:szCs w:val="28"/>
+              </w:rPr>
+              <w:t>3</w:t>
+            </w:r>
+            <w:r>
+              <w:rPr>
+                <w:rFonts w:ascii="Times New Roman" w:hAnsi="Times New Roman"/>
+                <w:noProof/>
+                <w:webHidden/>
+                <w:sz w:val="24"/>
+                <w:szCs w:val="28"/>
+              </w:rPr>
+              <w:fldChar w:fldCharType="end"/>
+            </w:r>
+          </w:hyperlink>
+        </w:p>
+        <w:p>
+          <w:pPr>
+            <w:pStyle w:val="TJ2"/>
+            <w:tabs>
+              <w:tab w:val="right" w:leader="dot" w:pos="9595"/>
+            </w:tabs>
+            <w:rPr>
+              <w:rFonts w:ascii="Times New Roman" w:hAnsi="Times New Roman"/>
+              <w:noProof/>
+              <w:color w:val="auto"/>
+              <w:sz w:val="28"/>
+              <w:szCs w:val="28"/>
+              <w:lang w:val="hu-HU" w:eastAsia="hu-HU"/>
+            </w:rPr>
+          </w:pPr>
+          <w:hyperlink w:anchor="_Toc230337106" w:history="1">
+            <w:r>
+              <w:rPr>
+                <w:rStyle w:val="Hiperhivatkozs"/>
+                <w:rFonts w:ascii="Times New Roman" w:hAnsi="Times New Roman"/>
+                <w:noProof/>
+                <w:sz w:val="24"/>
+                <w:szCs w:val="28"/>
+                <w:u w:val="none"/>
+              </w:rPr>
+              <w:t>1.2 Adatbázis-kapcsolat és Modell</w:t>
+            </w:r>
+            <w:r>
+              <w:rPr>
+                <w:rFonts w:ascii="Times New Roman" w:hAnsi="Times New Roman"/>
+                <w:noProof/>
+                <w:webHidden/>
+                <w:sz w:val="24"/>
+                <w:szCs w:val="28"/>
+              </w:rPr>
+              <w:tab/>
+            </w:r>
+            <w:r>
+              <w:rPr>
+                <w:rFonts w:ascii="Times New Roman" w:hAnsi="Times New Roman"/>
+                <w:noProof/>
+                <w:webHidden/>
+                <w:sz w:val="24"/>
+                <w:szCs w:val="28"/>
+              </w:rPr>
+              <w:fldChar w:fldCharType="begin"/>
+            </w:r>
+            <w:r>
+              <w:rPr>
+                <w:rFonts w:ascii="Times New Roman" w:hAnsi="Times New Roman"/>
+                <w:noProof/>
+                <w:webHidden/>
+                <w:sz w:val="24"/>
+                <w:szCs w:val="28"/>
+              </w:rPr>
+              <w:instrText xml:space="preserve"> PAGEREF _Toc230337106 \h </w:instrText>
+            </w:r>
+            <w:r>
+              <w:rPr>
+                <w:rFonts w:ascii="Times New Roman" w:hAnsi="Times New Roman"/>
+                <w:noProof/>
+                <w:webHidden/>
+                <w:sz w:val="24"/>
+                <w:szCs w:val="28"/>
+              </w:rPr>
+            </w:r>
+            <w:r>
+              <w:rPr>
+                <w:rFonts w:ascii="Times New Roman" w:hAnsi="Times New Roman"/>
+                <w:noProof/>
+                <w:webHidden/>
+                <w:sz w:val="24"/>
+                <w:szCs w:val="28"/>
+              </w:rPr>
+              <w:fldChar w:fldCharType="separate"/>
+            </w:r>
+            <w:r>
+              <w:rPr>
+                <w:rFonts w:ascii="Times New Roman" w:hAnsi="Times New Roman"/>
+                <w:noProof/>
+                <w:webHidden/>
+                <w:sz w:val="24"/>
+                <w:szCs w:val="28"/>
+              </w:rPr>
+              <w:t>3</w:t>
+            </w:r>
+            <w:r>
+              <w:rPr>
+                <w:rFonts w:ascii="Times New Roman" w:hAnsi="Times New Roman"/>
+                <w:noProof/>
+                <w:webHidden/>
+                <w:sz w:val="24"/>
+                <w:szCs w:val="28"/>
+              </w:rPr>
+              <w:fldChar w:fldCharType="end"/>
+            </w:r>
+          </w:hyperlink>
+        </w:p>
+        <w:p>
+          <w:pPr>
+            <w:pStyle w:val="TJ2"/>
+            <w:tabs>
+              <w:tab w:val="right" w:leader="dot" w:pos="9595"/>
+            </w:tabs>
+            <w:rPr>
+              <w:rFonts w:ascii="Times New Roman" w:hAnsi="Times New Roman"/>
+              <w:noProof/>
+              <w:color w:val="auto"/>
+              <w:sz w:val="28"/>
+              <w:szCs w:val="28"/>
+              <w:lang w:val="hu-HU" w:eastAsia="hu-HU"/>
+            </w:rPr>
+          </w:pPr>
+          <w:hyperlink w:anchor="_Toc230337107" w:history="1">
+            <w:r>
+              <w:rPr>
+                <w:rStyle w:val="Hiperhivatkozs"/>
+                <w:rFonts w:ascii="Times New Roman" w:hAnsi="Times New Roman"/>
+                <w:noProof/>
+                <w:sz w:val="24"/>
+                <w:szCs w:val="28"/>
+                <w:u w:val="none"/>
+              </w:rPr>
+              <w:t>1.3 Relációs Adatmodell</w:t>
+            </w:r>
+            <w:r>
+              <w:rPr>
+                <w:rFonts w:ascii="Times New Roman" w:hAnsi="Times New Roman"/>
+                <w:noProof/>
+                <w:webHidden/>
+                <w:sz w:val="24"/>
+                <w:szCs w:val="28"/>
+              </w:rPr>
+              <w:tab/>
+            </w:r>
+            <w:r>
+              <w:rPr>
+                <w:rFonts w:ascii="Times New Roman" w:hAnsi="Times New Roman"/>
+                <w:noProof/>
+                <w:webHidden/>
+                <w:sz w:val="24"/>
+                <w:szCs w:val="28"/>
+              </w:rPr>
+              <w:fldChar w:fldCharType="begin"/>
+            </w:r>
+            <w:r>
+              <w:rPr>
+                <w:rFonts w:ascii="Times New Roman" w:hAnsi="Times New Roman"/>
+                <w:noProof/>
+                <w:webHidden/>
+                <w:sz w:val="24"/>
+                <w:szCs w:val="28"/>
+              </w:rPr>
+              <w:instrText xml:space="preserve"> PAGEREF _Toc230337107 \h </w:instrText>
+            </w:r>
+            <w:r>
+              <w:rPr>
+                <w:rFonts w:ascii="Times New Roman" w:hAnsi="Times New Roman"/>
+                <w:noProof/>
+                <w:webHidden/>
+                <w:sz w:val="24"/>
+                <w:szCs w:val="28"/>
+              </w:rPr>
+            </w:r>
+            <w:r>
+              <w:rPr>
+                <w:rFonts w:ascii="Times New Roman" w:hAnsi="Times New Roman"/>
+                <w:noProof/>
+                <w:webHidden/>
+                <w:sz w:val="24"/>
+                <w:szCs w:val="28"/>
+              </w:rPr>
+              <w:fldChar w:fldCharType="separate"/>
+            </w:r>
+            <w:r>
+              <w:rPr>
+                <w:rFonts w:ascii="Times New Roman" w:hAnsi="Times New Roman"/>
+                <w:noProof/>
+                <w:webHidden/>
+                <w:sz w:val="24"/>
+                <w:szCs w:val="28"/>
+              </w:rPr>
+              <w:t>3</w:t>
+            </w:r>
+            <w:r>
+              <w:rPr>
+                <w:rFonts w:ascii="Times New Roman" w:hAnsi="Times New Roman"/>
+                <w:noProof/>
+                <w:webHidden/>
+                <w:sz w:val="24"/>
+                <w:szCs w:val="28"/>
+              </w:rPr>
+              <w:fldChar w:fldCharType="end"/>
+            </w:r>
+          </w:hyperlink>
+        </w:p>
+        <w:p>
+          <w:pPr>
+            <w:pStyle w:val="TJ1"/>
+            <w:tabs>
+              <w:tab w:val="right" w:leader="dot" w:pos="9595"/>
+            </w:tabs>
+            <w:rPr>
+              <w:rFonts w:ascii="Times New Roman" w:hAnsi="Times New Roman"/>
+              <w:noProof/>
+              <w:color w:val="auto"/>
+              <w:sz w:val="28"/>
+              <w:szCs w:val="28"/>
+              <w:lang w:val="hu-HU" w:eastAsia="hu-HU"/>
+            </w:rPr>
+          </w:pPr>
+          <w:hyperlink w:anchor="_Toc230337108" w:history="1">
+            <w:r>
+              <w:rPr>
+                <w:rStyle w:val="Hiperhivatkozs"/>
+                <w:rFonts w:ascii="Times New Roman" w:hAnsi="Times New Roman"/>
+                <w:noProof/>
+                <w:sz w:val="24"/>
+                <w:szCs w:val="28"/>
+                <w:u w:val="none"/>
+              </w:rPr>
+              <w:t>2. Matematikai Algorit</w:t>
+            </w:r>
+            <w:r>
+              <w:rPr>
+                <w:rStyle w:val="Hiperhivatkozs"/>
+                <w:rFonts w:ascii="Times New Roman" w:hAnsi="Times New Roman"/>
+                <w:noProof/>
+                <w:sz w:val="24"/>
+                <w:szCs w:val="28"/>
+                <w:u w:val="none"/>
+              </w:rPr>
+              <w:t>m</w:t>
+            </w:r>
+            <w:r>
+              <w:rPr>
+                <w:rStyle w:val="Hiperhivatkozs"/>
+                <w:rFonts w:ascii="Times New Roman" w:hAnsi="Times New Roman"/>
+                <w:noProof/>
+                <w:sz w:val="24"/>
+                <w:szCs w:val="28"/>
+                <w:u w:val="none"/>
+              </w:rPr>
+              <w:t>usok és Adatfeldolgozás</w:t>
+            </w:r>
+            <w:r>
+              <w:rPr>
+                <w:rFonts w:ascii="Times New Roman" w:hAnsi="Times New Roman"/>
+                <w:noProof/>
+                <w:webHidden/>
+                <w:sz w:val="24"/>
+                <w:szCs w:val="28"/>
+              </w:rPr>
+              <w:tab/>
+            </w:r>
+            <w:r>
+              <w:rPr>
+                <w:rFonts w:ascii="Times New Roman" w:hAnsi="Times New Roman"/>
+                <w:noProof/>
+                <w:webHidden/>
+                <w:sz w:val="24"/>
+                <w:szCs w:val="28"/>
+              </w:rPr>
+              <w:fldChar w:fldCharType="begin"/>
+            </w:r>
+            <w:r>
+              <w:rPr>
+                <w:rFonts w:ascii="Times New Roman" w:hAnsi="Times New Roman"/>
+                <w:noProof/>
+                <w:webHidden/>
+                <w:sz w:val="24"/>
+                <w:szCs w:val="28"/>
+              </w:rPr>
+              <w:instrText xml:space="preserve"> PAGEREF _Toc230337108 \h </w:instrText>
+            </w:r>
+            <w:r>
+              <w:rPr>
+                <w:rFonts w:ascii="Times New Roman" w:hAnsi="Times New Roman"/>
+                <w:noProof/>
+                <w:webHidden/>
+                <w:sz w:val="24"/>
+                <w:szCs w:val="28"/>
+              </w:rPr>
+            </w:r>
+            <w:r>
+              <w:rPr>
+                <w:rFonts w:ascii="Times New Roman" w:hAnsi="Times New Roman"/>
+                <w:noProof/>
+                <w:webHidden/>
+                <w:sz w:val="24"/>
+                <w:szCs w:val="28"/>
+              </w:rPr>
+              <w:fldChar w:fldCharType="separate"/>
+            </w:r>
+            <w:r>
+              <w:rPr>
+                <w:rFonts w:ascii="Times New Roman" w:hAnsi="Times New Roman"/>
+                <w:noProof/>
+                <w:webHidden/>
+                <w:sz w:val="24"/>
+                <w:szCs w:val="28"/>
+              </w:rPr>
+              <w:t>4</w:t>
+            </w:r>
+            <w:r>
+              <w:rPr>
+                <w:rFonts w:ascii="Times New Roman" w:hAnsi="Times New Roman"/>
+                <w:noProof/>
+                <w:webHidden/>
+                <w:sz w:val="24"/>
+                <w:szCs w:val="28"/>
+              </w:rPr>
+              <w:fldChar w:fldCharType="end"/>
+            </w:r>
+          </w:hyperlink>
+        </w:p>
+        <w:p>
+          <w:pPr>
+            <w:pStyle w:val="TJ2"/>
+            <w:tabs>
+              <w:tab w:val="right" w:leader="dot" w:pos="9595"/>
+            </w:tabs>
+            <w:rPr>
+              <w:rFonts w:ascii="Times New Roman" w:hAnsi="Times New Roman"/>
+              <w:noProof/>
+              <w:color w:val="auto"/>
+              <w:sz w:val="28"/>
+              <w:szCs w:val="28"/>
+              <w:lang w:val="hu-HU" w:eastAsia="hu-HU"/>
+            </w:rPr>
+          </w:pPr>
+          <w:hyperlink w:anchor="_Toc230337109" w:history="1">
+            <w:r>
+              <w:rPr>
+                <w:rStyle w:val="Hiperhivatkozs"/>
+                <w:rFonts w:ascii="Times New Roman" w:hAnsi="Times New Roman"/>
+                <w:noProof/>
+                <w:sz w:val="24"/>
+                <w:szCs w:val="28"/>
+                <w:u w:val="none"/>
+              </w:rPr>
+              <w:t>2.1 Testtömegindex (BMI) Számítása</w:t>
+            </w:r>
+            <w:r>
+              <w:rPr>
+                <w:rFonts w:ascii="Times New Roman" w:hAnsi="Times New Roman"/>
+                <w:noProof/>
+                <w:webHidden/>
+                <w:sz w:val="24"/>
+                <w:szCs w:val="28"/>
+              </w:rPr>
+              <w:tab/>
+            </w:r>
+            <w:r>
+              <w:rPr>
+                <w:rFonts w:ascii="Times New Roman" w:hAnsi="Times New Roman"/>
+                <w:noProof/>
+                <w:webHidden/>
+                <w:sz w:val="24"/>
+                <w:szCs w:val="28"/>
+              </w:rPr>
+              <w:fldChar w:fldCharType="begin"/>
+            </w:r>
+            <w:r>
+              <w:rPr>
+                <w:rFonts w:ascii="Times New Roman" w:hAnsi="Times New Roman"/>
+                <w:noProof/>
+                <w:webHidden/>
+                <w:sz w:val="24"/>
+                <w:szCs w:val="28"/>
+              </w:rPr>
+              <w:instrText xml:space="preserve"> PAGEREF _Toc230337109 \h </w:instrText>
+            </w:r>
+            <w:r>
+              <w:rPr>
+                <w:rFonts w:ascii="Times New Roman" w:hAnsi="Times New Roman"/>
+                <w:noProof/>
+                <w:webHidden/>
+                <w:sz w:val="24"/>
+                <w:szCs w:val="28"/>
+              </w:rPr>
+            </w:r>
+            <w:r>
+              <w:rPr>
+                <w:rFonts w:ascii="Times New Roman" w:hAnsi="Times New Roman"/>
+                <w:noProof/>
+                <w:webHidden/>
+                <w:sz w:val="24"/>
+                <w:szCs w:val="28"/>
+              </w:rPr>
+              <w:fldChar w:fldCharType="separate"/>
+            </w:r>
+            <w:r>
+              <w:rPr>
+                <w:rFonts w:ascii="Times New Roman" w:hAnsi="Times New Roman"/>
+                <w:noProof/>
+                <w:webHidden/>
+                <w:sz w:val="24"/>
+                <w:szCs w:val="28"/>
+              </w:rPr>
+              <w:t>4</w:t>
+            </w:r>
+            <w:r>
+              <w:rPr>
+                <w:rFonts w:ascii="Times New Roman" w:hAnsi="Times New Roman"/>
+                <w:noProof/>
+                <w:webHidden/>
+                <w:sz w:val="24"/>
+                <w:szCs w:val="28"/>
+              </w:rPr>
+              <w:fldChar w:fldCharType="end"/>
+            </w:r>
+          </w:hyperlink>
+        </w:p>
+        <w:p>
+          <w:pPr>
+            <w:pStyle w:val="TJ2"/>
+            <w:tabs>
+              <w:tab w:val="right" w:leader="dot" w:pos="9595"/>
+            </w:tabs>
+            <w:rPr>
+              <w:rFonts w:ascii="Times New Roman" w:hAnsi="Times New Roman"/>
+              <w:noProof/>
+              <w:color w:val="auto"/>
+              <w:sz w:val="28"/>
+              <w:szCs w:val="28"/>
+              <w:lang w:val="hu-HU" w:eastAsia="hu-HU"/>
+            </w:rPr>
+          </w:pPr>
+          <w:hyperlink w:anchor="_Toc230337110" w:history="1">
+            <w:r>
+              <w:rPr>
+                <w:rStyle w:val="Hiperhivatkozs"/>
+                <w:rFonts w:ascii="Times New Roman" w:hAnsi="Times New Roman"/>
+                <w:noProof/>
+                <w:sz w:val="24"/>
+                <w:szCs w:val="28"/>
+                <w:u w:val="none"/>
+              </w:rPr>
+              <w:t>2.2 Testzsírszázalék Kalkuláció (Deurenberg-formula)</w:t>
+            </w:r>
+            <w:r>
+              <w:rPr>
+                <w:rFonts w:ascii="Times New Roman" w:hAnsi="Times New Roman"/>
+                <w:noProof/>
+                <w:webHidden/>
+                <w:sz w:val="24"/>
+                <w:szCs w:val="28"/>
+              </w:rPr>
+              <w:tab/>
+            </w:r>
+            <w:r>
+              <w:rPr>
+                <w:rFonts w:ascii="Times New Roman" w:hAnsi="Times New Roman"/>
+                <w:noProof/>
+                <w:webHidden/>
+                <w:sz w:val="24"/>
+                <w:szCs w:val="28"/>
+              </w:rPr>
+              <w:fldChar w:fldCharType="begin"/>
+            </w:r>
+            <w:r>
+              <w:rPr>
+                <w:rFonts w:ascii="Times New Roman" w:hAnsi="Times New Roman"/>
+                <w:noProof/>
+                <w:webHidden/>
+                <w:sz w:val="24"/>
+                <w:szCs w:val="28"/>
+              </w:rPr>
+              <w:instrText xml:space="preserve"> PAGEREF _Toc230337110 \h </w:instrText>
+            </w:r>
+            <w:r>
+              <w:rPr>
+                <w:rFonts w:ascii="Times New Roman" w:hAnsi="Times New Roman"/>
+                <w:noProof/>
+                <w:webHidden/>
+                <w:sz w:val="24"/>
+                <w:szCs w:val="28"/>
+              </w:rPr>
+            </w:r>
+            <w:r>
+              <w:rPr>
+                <w:rFonts w:ascii="Times New Roman" w:hAnsi="Times New Roman"/>
+                <w:noProof/>
+                <w:webHidden/>
+                <w:sz w:val="24"/>
+                <w:szCs w:val="28"/>
+              </w:rPr>
+              <w:fldChar w:fldCharType="separate"/>
+            </w:r>
+            <w:r>
+              <w:rPr>
+                <w:rFonts w:ascii="Times New Roman" w:hAnsi="Times New Roman"/>
+                <w:noProof/>
+                <w:webHidden/>
+                <w:sz w:val="24"/>
+                <w:szCs w:val="28"/>
+              </w:rPr>
+              <w:t>4</w:t>
+            </w:r>
+            <w:r>
+              <w:rPr>
+                <w:rFonts w:ascii="Times New Roman" w:hAnsi="Times New Roman"/>
+                <w:noProof/>
+                <w:webHidden/>
+                <w:sz w:val="24"/>
+                <w:szCs w:val="28"/>
+              </w:rPr>
+              <w:fldChar w:fldCharType="end"/>
+            </w:r>
+          </w:hyperlink>
+        </w:p>
+        <w:p>
+          <w:pPr>
+            <w:pStyle w:val="TJ2"/>
+            <w:tabs>
+              <w:tab w:val="right" w:leader="dot" w:pos="9595"/>
+            </w:tabs>
+            <w:rPr>
+              <w:rFonts w:ascii="Times New Roman" w:hAnsi="Times New Roman"/>
+              <w:noProof/>
+              <w:color w:val="auto"/>
+              <w:sz w:val="28"/>
+              <w:szCs w:val="28"/>
+              <w:lang w:val="hu-HU" w:eastAsia="hu-HU"/>
+            </w:rPr>
+          </w:pPr>
+          <w:hyperlink w:anchor="_Toc230337111" w:history="1">
+            <w:r>
+              <w:rPr>
+                <w:rStyle w:val="Hiperhivatkozs"/>
+                <w:rFonts w:ascii="Times New Roman" w:hAnsi="Times New Roman"/>
+                <w:noProof/>
+                <w:sz w:val="24"/>
+                <w:szCs w:val="28"/>
+                <w:u w:val="none"/>
+              </w:rPr>
+              <w:t>2.3 Dinamikus BMI Kategorizálás fájlból</w:t>
+            </w:r>
+            <w:r>
+              <w:rPr>
+                <w:rFonts w:ascii="Times New Roman" w:hAnsi="Times New Roman"/>
+                <w:noProof/>
+                <w:webHidden/>
+                <w:sz w:val="24"/>
+                <w:szCs w:val="28"/>
+              </w:rPr>
+              <w:tab/>
+            </w:r>
+            <w:r>
+              <w:rPr>
+                <w:rFonts w:ascii="Times New Roman" w:hAnsi="Times New Roman"/>
+                <w:noProof/>
+                <w:webHidden/>
+                <w:sz w:val="24"/>
+                <w:szCs w:val="28"/>
+              </w:rPr>
+              <w:fldChar w:fldCharType="begin"/>
+            </w:r>
+            <w:r>
+              <w:rPr>
+                <w:rFonts w:ascii="Times New Roman" w:hAnsi="Times New Roman"/>
+                <w:noProof/>
+                <w:webHidden/>
+                <w:sz w:val="24"/>
+                <w:szCs w:val="28"/>
+              </w:rPr>
+              <w:instrText xml:space="preserve"> PAGEREF _Toc230337111 \h </w:instrText>
+            </w:r>
+            <w:r>
+              <w:rPr>
+                <w:rFonts w:ascii="Times New Roman" w:hAnsi="Times New Roman"/>
+                <w:noProof/>
+                <w:webHidden/>
+                <w:sz w:val="24"/>
+                <w:szCs w:val="28"/>
+              </w:rPr>
+            </w:r>
+            <w:r>
+              <w:rPr>
+                <w:rFonts w:ascii="Times New Roman" w:hAnsi="Times New Roman"/>
+                <w:noProof/>
+                <w:webHidden/>
+                <w:sz w:val="24"/>
+                <w:szCs w:val="28"/>
+              </w:rPr>
+              <w:fldChar w:fldCharType="separate"/>
+            </w:r>
+            <w:r>
+              <w:rPr>
+                <w:rFonts w:ascii="Times New Roman" w:hAnsi="Times New Roman"/>
+                <w:noProof/>
+                <w:webHidden/>
+                <w:sz w:val="24"/>
+                <w:szCs w:val="28"/>
+              </w:rPr>
+              <w:t>4</w:t>
+            </w:r>
+            <w:r>
+              <w:rPr>
+                <w:rFonts w:ascii="Times New Roman" w:hAnsi="Times New Roman"/>
+                <w:noProof/>
+                <w:webHidden/>
+                <w:sz w:val="24"/>
+                <w:szCs w:val="28"/>
+              </w:rPr>
+              <w:fldChar w:fldCharType="end"/>
+            </w:r>
+          </w:hyperlink>
+        </w:p>
+        <w:p>
+          <w:pPr>
+            <w:pStyle w:val="TJ1"/>
+            <w:tabs>
+              <w:tab w:val="right" w:leader="dot" w:pos="9595"/>
+            </w:tabs>
+            <w:rPr>
+              <w:rFonts w:ascii="Times New Roman" w:hAnsi="Times New Roman"/>
+              <w:noProof/>
+              <w:color w:val="auto"/>
+              <w:sz w:val="28"/>
+              <w:szCs w:val="28"/>
+              <w:lang w:val="hu-HU" w:eastAsia="hu-HU"/>
+            </w:rPr>
+          </w:pPr>
+          <w:hyperlink w:anchor="_Toc230337112" w:history="1">
+            <w:r>
+              <w:rPr>
+                <w:rStyle w:val="Hiperhivatkozs"/>
+                <w:rFonts w:ascii="Times New Roman" w:hAnsi="Times New Roman"/>
+                <w:noProof/>
+                <w:sz w:val="24"/>
+                <w:szCs w:val="28"/>
+                <w:u w:val="none"/>
+              </w:rPr>
+              <w:t>3. Felhasználói Felület és Adatkezelés</w:t>
+            </w:r>
+            <w:r>
+              <w:rPr>
+                <w:rFonts w:ascii="Times New Roman" w:hAnsi="Times New Roman"/>
+                <w:noProof/>
+                <w:webHidden/>
+                <w:sz w:val="24"/>
+                <w:szCs w:val="28"/>
+              </w:rPr>
+              <w:tab/>
+            </w:r>
+            <w:r>
+              <w:rPr>
+                <w:rFonts w:ascii="Times New Roman" w:hAnsi="Times New Roman"/>
+                <w:noProof/>
+                <w:webHidden/>
+                <w:sz w:val="24"/>
+                <w:szCs w:val="28"/>
+              </w:rPr>
+              <w:fldChar w:fldCharType="begin"/>
+            </w:r>
+            <w:r>
+              <w:rPr>
+                <w:rFonts w:ascii="Times New Roman" w:hAnsi="Times New Roman"/>
+                <w:noProof/>
+                <w:webHidden/>
+                <w:sz w:val="24"/>
+                <w:szCs w:val="28"/>
+              </w:rPr>
+              <w:instrText xml:space="preserve"> PAGEREF _Toc230337112 \h </w:instrText>
+            </w:r>
+            <w:r>
+              <w:rPr>
+                <w:rFonts w:ascii="Times New Roman" w:hAnsi="Times New Roman"/>
+                <w:noProof/>
+                <w:webHidden/>
+                <w:sz w:val="24"/>
+                <w:szCs w:val="28"/>
+              </w:rPr>
+            </w:r>
+            <w:r>
+              <w:rPr>
+                <w:rFonts w:ascii="Times New Roman" w:hAnsi="Times New Roman"/>
+                <w:noProof/>
+                <w:webHidden/>
+                <w:sz w:val="24"/>
+                <w:szCs w:val="28"/>
+              </w:rPr>
+              <w:fldChar w:fldCharType="separate"/>
+            </w:r>
+            <w:r>
+              <w:rPr>
+                <w:rFonts w:ascii="Times New Roman" w:hAnsi="Times New Roman"/>
+                <w:noProof/>
+                <w:webHidden/>
+                <w:sz w:val="24"/>
+                <w:szCs w:val="28"/>
+              </w:rPr>
+              <w:t>5</w:t>
+            </w:r>
+            <w:r>
+              <w:rPr>
+                <w:rFonts w:ascii="Times New Roman" w:hAnsi="Times New Roman"/>
+                <w:noProof/>
+                <w:webHidden/>
+                <w:sz w:val="24"/>
+                <w:szCs w:val="28"/>
+              </w:rPr>
+              <w:fldChar w:fldCharType="end"/>
+            </w:r>
+          </w:hyperlink>
+        </w:p>
+        <w:p>
+          <w:pPr>
+            <w:pStyle w:val="TJ2"/>
+            <w:tabs>
+              <w:tab w:val="right" w:leader="dot" w:pos="9595"/>
+            </w:tabs>
+            <w:rPr>
+              <w:rFonts w:ascii="Times New Roman" w:hAnsi="Times New Roman"/>
+              <w:noProof/>
+              <w:color w:val="auto"/>
+              <w:sz w:val="28"/>
+              <w:szCs w:val="28"/>
+              <w:lang w:val="hu-HU" w:eastAsia="hu-HU"/>
+            </w:rPr>
+          </w:pPr>
+          <w:hyperlink w:anchor="_Toc230337113" w:history="1">
+            <w:r>
+              <w:rPr>
+                <w:rStyle w:val="Hiperhivatkozs"/>
+                <w:rFonts w:ascii="Times New Roman" w:hAnsi="Times New Roman"/>
+                <w:noProof/>
+                <w:sz w:val="24"/>
+                <w:szCs w:val="28"/>
+                <w:u w:val="none"/>
+              </w:rPr>
+              <w:t>3.1 Navigáció és Állapotmenedzsment</w:t>
+            </w:r>
+            <w:r>
+              <w:rPr>
+                <w:rFonts w:ascii="Times New Roman" w:hAnsi="Times New Roman"/>
+                <w:noProof/>
+                <w:webHidden/>
+                <w:sz w:val="24"/>
+                <w:szCs w:val="28"/>
+              </w:rPr>
+              <w:tab/>
+            </w:r>
+            <w:r>
+              <w:rPr>
+                <w:rFonts w:ascii="Times New Roman" w:hAnsi="Times New Roman"/>
+                <w:noProof/>
+                <w:webHidden/>
+                <w:sz w:val="24"/>
+                <w:szCs w:val="28"/>
+              </w:rPr>
+              <w:fldChar w:fldCharType="begin"/>
+            </w:r>
+            <w:r>
+              <w:rPr>
+                <w:rFonts w:ascii="Times New Roman" w:hAnsi="Times New Roman"/>
+                <w:noProof/>
+                <w:webHidden/>
+                <w:sz w:val="24"/>
+                <w:szCs w:val="28"/>
+              </w:rPr>
+              <w:instrText xml:space="preserve"> PAGEREF _Toc230337113 \h </w:instrText>
+            </w:r>
+            <w:r>
+              <w:rPr>
+                <w:rFonts w:ascii="Times New Roman" w:hAnsi="Times New Roman"/>
+                <w:noProof/>
+                <w:webHidden/>
+                <w:sz w:val="24"/>
+                <w:szCs w:val="28"/>
+              </w:rPr>
+            </w:r>
+            <w:r>
+              <w:rPr>
+                <w:rFonts w:ascii="Times New Roman" w:hAnsi="Times New Roman"/>
+                <w:noProof/>
+                <w:webHidden/>
+                <w:sz w:val="24"/>
+                <w:szCs w:val="28"/>
+              </w:rPr>
+              <w:fldChar w:fldCharType="separate"/>
+            </w:r>
+            <w:r>
+              <w:rPr>
+                <w:rFonts w:ascii="Times New Roman" w:hAnsi="Times New Roman"/>
+                <w:noProof/>
+                <w:webHidden/>
+                <w:sz w:val="24"/>
+                <w:szCs w:val="28"/>
+              </w:rPr>
+              <w:t>5</w:t>
+            </w:r>
+            <w:r>
+              <w:rPr>
+                <w:rFonts w:ascii="Times New Roman" w:hAnsi="Times New Roman"/>
+                <w:noProof/>
+                <w:webHidden/>
+                <w:sz w:val="24"/>
+                <w:szCs w:val="28"/>
+              </w:rPr>
+              <w:fldChar w:fldCharType="end"/>
+            </w:r>
+          </w:hyperlink>
+        </w:p>
+        <w:p>
+          <w:pPr>
+            <w:pStyle w:val="TJ2"/>
+            <w:tabs>
+              <w:tab w:val="right" w:leader="dot" w:pos="9595"/>
+            </w:tabs>
+            <w:rPr>
+              <w:rFonts w:ascii="Times New Roman" w:hAnsi="Times New Roman"/>
+              <w:noProof/>
+              <w:color w:val="auto"/>
+              <w:sz w:val="28"/>
+              <w:szCs w:val="28"/>
+              <w:lang w:val="hu-HU" w:eastAsia="hu-HU"/>
+            </w:rPr>
+          </w:pPr>
+          <w:hyperlink w:anchor="_Toc230337114" w:history="1">
+            <w:r>
+              <w:rPr>
+                <w:rStyle w:val="Hiperhivatkozs"/>
+                <w:rFonts w:ascii="Times New Roman" w:hAnsi="Times New Roman"/>
+                <w:noProof/>
+                <w:sz w:val="24"/>
+                <w:szCs w:val="28"/>
+                <w:u w:val="none"/>
+              </w:rPr>
+              <w:t>3.2 Adatbázis-műveletek implementációja</w:t>
+            </w:r>
+            <w:r>
+              <w:rPr>
+                <w:rFonts w:ascii="Times New Roman" w:hAnsi="Times New Roman"/>
+                <w:noProof/>
+                <w:webHidden/>
+                <w:sz w:val="24"/>
+                <w:szCs w:val="28"/>
+              </w:rPr>
+              <w:tab/>
+            </w:r>
+            <w:r>
+              <w:rPr>
+                <w:rFonts w:ascii="Times New Roman" w:hAnsi="Times New Roman"/>
+                <w:noProof/>
+                <w:webHidden/>
+                <w:sz w:val="24"/>
+                <w:szCs w:val="28"/>
+              </w:rPr>
+              <w:fldChar w:fldCharType="begin"/>
+            </w:r>
+            <w:r>
+              <w:rPr>
+                <w:rFonts w:ascii="Times New Roman" w:hAnsi="Times New Roman"/>
+                <w:noProof/>
+                <w:webHidden/>
+                <w:sz w:val="24"/>
+                <w:szCs w:val="28"/>
+              </w:rPr>
+              <w:instrText xml:space="preserve"> PAGEREF _Toc230337114 \h </w:instrText>
+            </w:r>
+            <w:r>
+              <w:rPr>
+                <w:rFonts w:ascii="Times New Roman" w:hAnsi="Times New Roman"/>
+                <w:noProof/>
+                <w:webHidden/>
+                <w:sz w:val="24"/>
+                <w:szCs w:val="28"/>
+              </w:rPr>
+            </w:r>
+            <w:r>
+              <w:rPr>
+                <w:rFonts w:ascii="Times New Roman" w:hAnsi="Times New Roman"/>
+                <w:noProof/>
+                <w:webHidden/>
+                <w:sz w:val="24"/>
+                <w:szCs w:val="28"/>
+              </w:rPr>
+              <w:fldChar w:fldCharType="separate"/>
+            </w:r>
+            <w:r>
+              <w:rPr>
+                <w:rFonts w:ascii="Times New Roman" w:hAnsi="Times New Roman"/>
+                <w:noProof/>
+                <w:webHidden/>
+                <w:sz w:val="24"/>
+                <w:szCs w:val="28"/>
+              </w:rPr>
+              <w:t>5</w:t>
+            </w:r>
+            <w:r>
+              <w:rPr>
+                <w:rFonts w:ascii="Times New Roman" w:hAnsi="Times New Roman"/>
+                <w:noProof/>
+                <w:webHidden/>
+                <w:sz w:val="24"/>
+                <w:szCs w:val="28"/>
+              </w:rPr>
+              <w:fldChar w:fldCharType="end"/>
+            </w:r>
+          </w:hyperlink>
+        </w:p>
+        <w:p>
+          <w:pPr>
+            <w:pStyle w:val="TJ2"/>
+            <w:tabs>
+              <w:tab w:val="right" w:leader="dot" w:pos="9595"/>
+            </w:tabs>
+            <w:rPr>
+              <w:rFonts w:ascii="Times New Roman" w:hAnsi="Times New Roman"/>
+              <w:noProof/>
+              <w:color w:val="auto"/>
+              <w:sz w:val="28"/>
+              <w:szCs w:val="28"/>
+              <w:lang w:val="hu-HU" w:eastAsia="hu-HU"/>
+            </w:rPr>
+          </w:pPr>
+          <w:hyperlink w:anchor="_Toc230337115" w:history="1">
+            <w:r>
+              <w:rPr>
+                <w:rStyle w:val="Hiperhivatkozs"/>
+                <w:rFonts w:ascii="Times New Roman" w:hAnsi="Times New Roman"/>
+                <w:noProof/>
+                <w:sz w:val="24"/>
+                <w:szCs w:val="28"/>
+                <w:u w:val="none"/>
+              </w:rPr>
+              <w:t>3.3 SQL Na</w:t>
+            </w:r>
+            <w:r>
+              <w:rPr>
+                <w:rStyle w:val="Hiperhivatkozs"/>
+                <w:rFonts w:ascii="Times New Roman" w:hAnsi="Times New Roman"/>
+                <w:noProof/>
+                <w:sz w:val="24"/>
+                <w:szCs w:val="28"/>
+                <w:u w:val="none"/>
+              </w:rPr>
+              <w:t>p</w:t>
+            </w:r>
+            <w:r>
+              <w:rPr>
+                <w:rStyle w:val="Hiperhivatkozs"/>
+                <w:rFonts w:ascii="Times New Roman" w:hAnsi="Times New Roman"/>
+                <w:noProof/>
+                <w:sz w:val="24"/>
+                <w:szCs w:val="28"/>
+                <w:u w:val="none"/>
+              </w:rPr>
+              <w:t>l</w:t>
+            </w:r>
+            <w:r>
+              <w:rPr>
+                <w:rStyle w:val="Hiperhivatkozs"/>
+                <w:rFonts w:ascii="Times New Roman" w:hAnsi="Times New Roman"/>
+                <w:noProof/>
+                <w:sz w:val="24"/>
+                <w:szCs w:val="28"/>
+                <w:u w:val="none"/>
+              </w:rPr>
+              <w:t>ó</w:t>
+            </w:r>
+            <w:r>
+              <w:rPr>
+                <w:rStyle w:val="Hiperhivatkozs"/>
+                <w:rFonts w:ascii="Times New Roman" w:hAnsi="Times New Roman"/>
+                <w:noProof/>
+                <w:sz w:val="24"/>
+                <w:szCs w:val="28"/>
+                <w:u w:val="none"/>
+              </w:rPr>
+              <w:t>zás (Tranzakciós Log)</w:t>
+            </w:r>
+            <w:r>
+              <w:rPr>
+                <w:rFonts w:ascii="Times New Roman" w:hAnsi="Times New Roman"/>
+                <w:noProof/>
+                <w:webHidden/>
+                <w:sz w:val="24"/>
+                <w:szCs w:val="28"/>
+              </w:rPr>
+              <w:tab/>
+            </w:r>
+            <w:r>
+              <w:rPr>
+                <w:rFonts w:ascii="Times New Roman" w:hAnsi="Times New Roman"/>
+                <w:noProof/>
+                <w:webHidden/>
+                <w:sz w:val="24"/>
+                <w:szCs w:val="28"/>
+              </w:rPr>
+              <w:fldChar w:fldCharType="begin"/>
+            </w:r>
+            <w:r>
+              <w:rPr>
+                <w:rFonts w:ascii="Times New Roman" w:hAnsi="Times New Roman"/>
+                <w:noProof/>
+                <w:webHidden/>
+                <w:sz w:val="24"/>
+                <w:szCs w:val="28"/>
+              </w:rPr>
+              <w:instrText xml:space="preserve"> PAGEREF _Toc230337115 \h </w:instrText>
+            </w:r>
+            <w:r>
+              <w:rPr>
+                <w:rFonts w:ascii="Times New Roman" w:hAnsi="Times New Roman"/>
+                <w:noProof/>
+                <w:webHidden/>
+                <w:sz w:val="24"/>
+                <w:szCs w:val="28"/>
+              </w:rPr>
+            </w:r>
+            <w:r>
+              <w:rPr>
+                <w:rFonts w:ascii="Times New Roman" w:hAnsi="Times New Roman"/>
+                <w:noProof/>
+                <w:webHidden/>
+                <w:sz w:val="24"/>
+                <w:szCs w:val="28"/>
+              </w:rPr>
+              <w:fldChar w:fldCharType="separate"/>
+            </w:r>
+            <w:r>
+              <w:rPr>
+                <w:rFonts w:ascii="Times New Roman" w:hAnsi="Times New Roman"/>
+                <w:noProof/>
+                <w:webHidden/>
+                <w:sz w:val="24"/>
+                <w:szCs w:val="28"/>
+              </w:rPr>
+              <w:t>5</w:t>
+            </w:r>
+            <w:r>
+              <w:rPr>
+                <w:rFonts w:ascii="Times New Roman" w:hAnsi="Times New Roman"/>
+                <w:noProof/>
+                <w:webHidden/>
+                <w:sz w:val="24"/>
+                <w:szCs w:val="28"/>
+              </w:rPr>
+              <w:fldChar w:fldCharType="end"/>
+            </w:r>
+          </w:hyperlink>
+        </w:p>
+        <w:p>
+          <w:r>
+            <w:rPr>
+              <w:rFonts w:ascii="Times New Roman" w:hAnsi="Times New Roman"/>
+              <w:sz w:val="24"/>
+              <w:szCs w:val="28"/>
+            </w:rPr>
+            <w:fldChar w:fldCharType="end"/>
+          </w:r>
+        </w:p>
+      </w:sdtContent>
+    </w:sdt>
     <w:p>
-      <w:pPr>
-        <w:rPr>
-          <w:rFonts w:hint="eastAsia"/>
-        </w:rPr>
-      </w:pPr>
       <w:r>
         <w:br w:type="page"/>
+      </w:r>
+      <w:r>
+        <w:lastRenderedPageBreak/>
+        <w:t>m</w:t>
       </w:r>
     </w:p>
     <w:p>
@@ -407,22 +1584,18 @@
         </w:pBdr>
         <w:spacing w:before="360" w:after="120"/>
       </w:pPr>
+      <w:bookmarkStart w:id="0" w:name="_Toc230337104"/>
       <w:r>
         <w:rPr>
           <w:rFonts w:ascii="Segoe UI" w:hAnsi="Segoe UI"/>
           <w:color w:val="1A365D"/>
           <w:sz w:val="36"/>
         </w:rPr>
-        <w:lastRenderedPageBreak/>
         <w:t>1. Rendszeráttekintés és Architektúra</w:t>
       </w:r>
+      <w:bookmarkEnd w:id="0"/>
     </w:p>
     <w:p>
-      <w:pPr>
-        <w:rPr>
-          <w:rFonts w:hint="eastAsia"/>
-        </w:rPr>
-      </w:pPr>
       <w:r>
         <w:t xml:space="preserve">A </w:t>
       </w:r>
@@ -433,74 +1606,22 @@
         <w:t>HealthTrack</w:t>
       </w:r>
       <w:r>
-        <w:t xml:space="preserve"> szoftver egy asztali Windows Forms alkalmazás, amely diákok és különböző osztályok egészségügyi, illetve </w:t>
+        <w:t xml:space="preserve"> szoftver egy asztali Windows Forms alkalmazás, amely diákok és különböző osztályok egészségügyi, illetve fizikai mérési adatainak kezelésére, elemzésére és strukturált tárolására szolgál. A program szorosan integrálódik egy lokális MySQL adatbázishoz, biztosítva az adatok hosszú távú és gyors elérhetőségét.</w:t>
       </w:r>
-      <w:proofErr w:type="spellStart"/>
+    </w:p>
+    <w:p>
+      <w:pPr>
+        <w:pStyle w:val="Cmsor2"/>
+      </w:pPr>
+      <w:bookmarkStart w:id="1" w:name="_Toc230337105"/>
       <w:r>
-        <w:t>fizikai</w:t>
+        <w:t>1.1 Működési alapelvek</w:t>
       </w:r>
-      <w:proofErr w:type="spellEnd"/>
+      <w:bookmarkEnd w:id="1"/>
+    </w:p>
+    <w:p>
       <w:r>
-        <w:t xml:space="preserve"> </w:t>
-      </w:r>
-      <w:proofErr w:type="spellStart"/>
-      <w:r>
-        <w:t>mérési</w:t>
-      </w:r>
-      <w:proofErr w:type="spellEnd"/>
-      <w:r>
-        <w:t xml:space="preserve"> </w:t>
-      </w:r>
-      <w:proofErr w:type="spellStart"/>
-      <w:r>
-        <w:t>adatainak</w:t>
-      </w:r>
-      <w:proofErr w:type="spellEnd"/>
-      <w:r>
-        <w:t xml:space="preserve"> </w:t>
-      </w:r>
-      <w:proofErr w:type="spellStart"/>
-      <w:r>
-        <w:t>kezelésére</w:t>
-      </w:r>
-      <w:proofErr w:type="spellEnd"/>
-      <w:r>
-        <w:t xml:space="preserve">, </w:t>
-      </w:r>
-      <w:proofErr w:type="spellStart"/>
-      <w:r>
-        <w:t>elemzésére</w:t>
-      </w:r>
-      <w:proofErr w:type="spellEnd"/>
-      <w:r>
-        <w:t xml:space="preserve"> </w:t>
-      </w:r>
-      <w:proofErr w:type="spellStart"/>
-      <w:r>
-        <w:t>és</w:t>
-      </w:r>
-      <w:proofErr w:type="spellEnd"/>
-      <w:r>
-        <w:t xml:space="preserve"> </w:t>
-      </w:r>
-      <w:proofErr w:type="spellStart"/>
-      <w:r>
-        <w:t>strukturált</w:t>
-      </w:r>
-      <w:proofErr w:type="spellEnd"/>
-      <w:r>
-        <w:t xml:space="preserve"> tárolására szolgál. A program szorosan integrálódik egy lokáli</w:t>
-      </w:r>
-      <w:r>
-        <w:t xml:space="preserve">s MySQL adatbázishoz, biztosítva az adatok hosszú távú </w:t>
-      </w:r>
-      <w:proofErr w:type="spellStart"/>
-      <w:r>
-        <w:t>és</w:t>
-      </w:r>
-      <w:proofErr w:type="spellEnd"/>
-      <w:r>
-        <w:t xml:space="preserve"> gyors elérhetőségét.</w:t>
+        <w:t>Az alkalmazás eseményvezérelt architektúrát követ, ahol a felhasználói felület (UI) interakciói közvetlen adatbázis-műveleteket és valós idejű kalkulációkat váltanak ki. A szoftver különlegessége, hogy a strukturált adatbázis-műveletek mellett egy külső szöveges konfigurációs állományból (bmiKategoria.txt) dinamikusan olvassa be a kiértékeléshez szükséges határértékeket, növelve ezzel a rendszer rugalmasságát.</w:t>
       </w:r>
     </w:p>
     <w:p>
@@ -508,88 +1629,7 @@
         <w:pStyle w:val="Cmsor2"/>
         <w:spacing w:before="360" w:after="120"/>
       </w:pPr>
-      <w:r>
-        <w:rPr>
-          <w:rFonts w:ascii="Segoe UI" w:hAnsi="Segoe UI"/>
-          <w:color w:val="2B6CB0"/>
-        </w:rPr>
-        <w:t>1.1 Működési alapelvek</w:t>
-      </w:r>
-    </w:p>
-    <w:p>
-      <w:pPr>
-        <w:rPr>
-          <w:rFonts w:hint="eastAsia"/>
-        </w:rPr>
-      </w:pPr>
-      <w:r>
-        <w:t xml:space="preserve">Az alkalmazás eseményvezérelt architektúrát követ, ahol a felhasználói felület (UI) </w:t>
-      </w:r>
-      <w:proofErr w:type="spellStart"/>
-      <w:r>
-        <w:t>interakciói</w:t>
-      </w:r>
-      <w:proofErr w:type="spellEnd"/>
-      <w:r>
-        <w:t xml:space="preserve"> </w:t>
-      </w:r>
-      <w:proofErr w:type="spellStart"/>
-      <w:r>
-        <w:t>közvetlen</w:t>
-      </w:r>
-      <w:proofErr w:type="spellEnd"/>
-      <w:r>
-        <w:t xml:space="preserve"> </w:t>
-      </w:r>
-      <w:proofErr w:type="spellStart"/>
-      <w:r>
-        <w:t>adatbázis-műveleteket</w:t>
-      </w:r>
-      <w:proofErr w:type="spellEnd"/>
-      <w:r>
-        <w:t xml:space="preserve"> </w:t>
-      </w:r>
-      <w:proofErr w:type="spellStart"/>
-      <w:r>
-        <w:t>és</w:t>
-      </w:r>
-      <w:proofErr w:type="spellEnd"/>
-      <w:r>
-        <w:t xml:space="preserve"> </w:t>
-      </w:r>
-      <w:proofErr w:type="spellStart"/>
-      <w:r>
-        <w:t>valós</w:t>
-      </w:r>
-      <w:proofErr w:type="spellEnd"/>
-      <w:r>
-        <w:t xml:space="preserve"> </w:t>
-      </w:r>
-      <w:proofErr w:type="spellStart"/>
-      <w:r>
-        <w:t>idejű</w:t>
-      </w:r>
-      <w:proofErr w:type="spellEnd"/>
-      <w:r>
-        <w:t xml:space="preserve"> </w:t>
-      </w:r>
-      <w:proofErr w:type="spellStart"/>
-      <w:r>
-        <w:t>kalkulációkat</w:t>
-      </w:r>
-      <w:proofErr w:type="spellEnd"/>
-      <w:r>
-        <w:t xml:space="preserve"> váltanak ki. A szoftver különlegessége, hogy a strukturált adatbázis-műveletek mellett egy külső szöveges konfigurációs állományból (bmiKategoria.txt) dinamikusan olvassa be a kiértékeléshez szükséges határértékeket, növelve ezze</w:t>
-      </w:r>
-      <w:r>
-        <w:t>l a rendszer rugalmasságát.</w:t>
-      </w:r>
-    </w:p>
-    <w:p>
-      <w:pPr>
-        <w:pStyle w:val="Cmsor2"/>
-        <w:spacing w:before="360" w:after="120"/>
-      </w:pPr>
+      <w:bookmarkStart w:id="2" w:name="_Toc230337106"/>
       <w:r>
         <w:rPr>
           <w:rFonts w:ascii="Segoe UI" w:hAnsi="Segoe UI"/>
@@ -597,27 +1637,17 @@
         </w:rPr>
         <w:t>1.2 Adatbázis-kapcsolat és Modell</w:t>
       </w:r>
+      <w:bookmarkEnd w:id="2"/>
     </w:p>
     <w:p>
-      <w:pPr>
-        <w:rPr>
-          <w:rFonts w:hint="eastAsia"/>
-        </w:rPr>
-      </w:pPr>
       <w:r>
-        <w:t>Az alkalmazás a MySql.Data.MySqlClient könyvtárat használja a lokális MySQL kiszolgáló eléréséhez. A kapcsolat felépítéséért a MySqlConnectionStringBuilder felel. A rendszer az alábbi paramétere</w:t>
-      </w:r>
-      <w:r>
-        <w:t>kkel inicializálja a csatlakozást:</w:t>
+        <w:t>Az alkalmazás a MySql.Data.MySqlClient könyvtárat használja a lokális MySQL kiszolgáló eléréséhez. A kapcsolat felépítéséért a MySqlConnectionStringBuilder felel. A rendszer az alábbi paraméterekkel inicializálja a csatlakozást:</w:t>
       </w:r>
     </w:p>
     <w:p>
       <w:pPr>
         <w:pStyle w:val="Felsorols"/>
         <w:spacing w:after="40"/>
-        <w:rPr>
-          <w:rFonts w:hint="eastAsia"/>
-        </w:rPr>
       </w:pPr>
       <w:r>
         <w:rPr>
@@ -633,9 +1663,6 @@
       <w:pPr>
         <w:pStyle w:val="Felsorols"/>
         <w:spacing w:after="40"/>
-        <w:rPr>
-          <w:rFonts w:hint="eastAsia"/>
-        </w:rPr>
       </w:pPr>
       <w:r>
         <w:rPr>
@@ -651,9 +1678,6 @@
       <w:pPr>
         <w:pStyle w:val="Felsorols"/>
         <w:spacing w:after="40"/>
-        <w:rPr>
-          <w:rFonts w:hint="eastAsia"/>
-        </w:rPr>
       </w:pPr>
       <w:r>
         <w:rPr>
@@ -669,9 +1693,6 @@
       <w:pPr>
         <w:pStyle w:val="Felsorols"/>
         <w:spacing w:after="40"/>
-        <w:rPr>
-          <w:rFonts w:hint="eastAsia"/>
-        </w:rPr>
       </w:pPr>
       <w:r>
         <w:rPr>
@@ -687,42 +1708,16 @@
       <w:pPr>
         <w:pStyle w:val="Cmsor2"/>
         <w:spacing w:before="360" w:after="120"/>
-        <w:rPr>
-          <w:rFonts w:hint="eastAsia"/>
-        </w:rPr>
       </w:pPr>
+      <w:bookmarkStart w:id="3" w:name="_Toc230337107"/>
       <w:r>
         <w:rPr>
           <w:rFonts w:ascii="Segoe UI" w:hAnsi="Segoe UI"/>
           <w:color w:val="2B6CB0"/>
         </w:rPr>
-        <w:t xml:space="preserve">1.3 </w:t>
+        <w:t>1.3 Relációs Adatmodell</w:t>
       </w:r>
-      <w:proofErr w:type="spellStart"/>
-      <w:r>
-        <w:rPr>
-          <w:rFonts w:ascii="Segoe UI" w:hAnsi="Segoe UI"/>
-          <w:color w:val="2B6CB0"/>
-        </w:rPr>
-        <w:t>Relációs</w:t>
-      </w:r>
-      <w:proofErr w:type="spellEnd"/>
-      <w:r>
-        <w:rPr>
-          <w:rFonts w:ascii="Segoe UI" w:hAnsi="Segoe UI"/>
-          <w:color w:val="2B6CB0"/>
-        </w:rPr>
-        <w:t xml:space="preserve"> </w:t>
-      </w:r>
-      <w:proofErr w:type="spellStart"/>
-      <w:r>
-        <w:rPr>
-          <w:rFonts w:ascii="Segoe UI" w:hAnsi="Segoe UI"/>
-          <w:color w:val="2B6CB0"/>
-        </w:rPr>
-        <w:t>Adatmodell</w:t>
-      </w:r>
-      <w:proofErr w:type="spellEnd"/>
+      <w:bookmarkEnd w:id="3"/>
     </w:p>
     <w:tbl>
       <w:tblPr>
@@ -751,24 +1746,12 @@
             </w:tcMar>
           </w:tcPr>
           <w:p>
-            <w:pPr>
-              <w:rPr>
-                <w:rFonts w:hint="eastAsia"/>
-              </w:rPr>
-            </w:pPr>
             <w:r>
               <w:rPr>
                 <w:b/>
                 <w:color w:val="FFFFFF"/>
               </w:rPr>
-              <w:t>T</w:t>
-            </w:r>
-            <w:r>
-              <w:rPr>
-                <w:b/>
-                <w:color w:val="FFFFFF"/>
-              </w:rPr>
-              <w:t>ábla név</w:t>
+              <w:t>Tábla név</w:t>
             </w:r>
           </w:p>
         </w:tc>
@@ -784,11 +1767,6 @@
             </w:tcMar>
           </w:tcPr>
           <w:p>
-            <w:pPr>
-              <w:rPr>
-                <w:rFonts w:hint="eastAsia"/>
-              </w:rPr>
-            </w:pPr>
             <w:r>
               <w:rPr>
                 <w:b/>
@@ -810,11 +1788,6 @@
             </w:tcMar>
           </w:tcPr>
           <w:p>
-            <w:pPr>
-              <w:rPr>
-                <w:rFonts w:hint="eastAsia"/>
-              </w:rPr>
-            </w:pPr>
             <w:r>
               <w:rPr>
                 <w:b/>
@@ -841,11 +1814,6 @@
             </w:tcMar>
           </w:tcPr>
           <w:p>
-            <w:pPr>
-              <w:rPr>
-                <w:rFonts w:hint="eastAsia"/>
-              </w:rPr>
-            </w:pPr>
             <w:r>
               <w:rPr>
                 <w:b/>
@@ -866,11 +1834,6 @@
             </w:tcMar>
           </w:tcPr>
           <w:p>
-            <w:pPr>
-              <w:rPr>
-                <w:rFonts w:hint="eastAsia"/>
-              </w:rPr>
-            </w:pPr>
             <w:r>
               <w:t>oktatasi_azonosito, nev</w:t>
             </w:r>
@@ -888,11 +1851,6 @@
             </w:tcMar>
           </w:tcPr>
           <w:p>
-            <w:pPr>
-              <w:rPr>
-                <w:rFonts w:hint="eastAsia"/>
-              </w:rPr>
-            </w:pPr>
             <w:r>
               <w:t>A diákok törzsadatainak tárolása, egyedi azonosító alapján.</w:t>
             </w:r>
@@ -915,11 +1873,6 @@
             </w:tcMar>
           </w:tcPr>
           <w:p>
-            <w:pPr>
-              <w:rPr>
-                <w:rFonts w:hint="eastAsia"/>
-              </w:rPr>
-            </w:pPr>
             <w:r>
               <w:rPr>
                 <w:b/>
@@ -940,11 +1893,6 @@
             </w:tcMar>
           </w:tcPr>
           <w:p>
-            <w:pPr>
-              <w:rPr>
-                <w:rFonts w:hint="eastAsia"/>
-              </w:rPr>
-            </w:pPr>
             <w:r>
               <w:t>oktatasi_azonosito, eletkor, suly, magassag, osztaly, nev, nem</w:t>
             </w:r>
@@ -962,34 +1910,15 @@
             </w:tcMar>
           </w:tcPr>
           <w:p>
-            <w:pPr>
-              <w:rPr>
-                <w:rFonts w:hint="eastAsia"/>
-              </w:rPr>
-            </w:pPr>
             <w:r>
-              <w:t xml:space="preserve">Az elvégzett </w:t>
-            </w:r>
-            <w:r>
-              <w:t>fizikai mérések eredményei és a hozzájuk tartozó osztályozási metaadatok.</w:t>
+              <w:t>Az elvégzett fizikai mérések eredményei és a hozzájuk tartozó osztályozási metaadatok.</w:t>
             </w:r>
           </w:p>
         </w:tc>
       </w:tr>
     </w:tbl>
+    <w:p/>
     <w:p>
-      <w:pPr>
-        <w:rPr>
-          <w:rFonts w:hint="eastAsia"/>
-        </w:rPr>
-      </w:pPr>
-    </w:p>
-    <w:p>
-      <w:pPr>
-        <w:rPr>
-          <w:rFonts w:hint="eastAsia"/>
-        </w:rPr>
-      </w:pPr>
       <w:r>
         <w:br w:type="page"/>
       </w:r>
@@ -1002,6 +1931,7 @@
         </w:pBdr>
         <w:spacing w:before="360" w:after="120"/>
       </w:pPr>
+      <w:bookmarkStart w:id="4" w:name="_Toc230337108"/>
       <w:r>
         <w:rPr>
           <w:rFonts w:ascii="Segoe UI" w:hAnsi="Segoe UI"/>
@@ -1011,18 +1941,11 @@
         <w:lastRenderedPageBreak/>
         <w:t>2. Matematikai Algoritmusok és Adatfeldolgozás</w:t>
       </w:r>
+      <w:bookmarkEnd w:id="4"/>
     </w:p>
     <w:p>
-      <w:pPr>
-        <w:rPr>
-          <w:rFonts w:hint="eastAsia"/>
-        </w:rPr>
-      </w:pPr>
       <w:r>
-        <w:t>A HealthTrack alkalmazás központi funkciója a nyers fizikai paraméterekből származtatott egészségügyi mutatók kiszámítása és azok kategorizálása. A rendszer két fő mérőszámot ha</w:t>
-      </w:r>
-      <w:r>
-        <w:t>tároz meg: a testtömegindexet (BMI) és a testzsírszázalékot.</w:t>
+        <w:t>A HealthTrack alkalmazás központi funkciója a nyers fizikai paraméterekből származtatott egészségügyi mutatók kiszámítása és azok kategorizálása. A rendszer két fő mérőszámot határoz meg: a testtömegindexet (BMI) és a testzsírszázalékot.</w:t>
       </w:r>
     </w:p>
     <w:p>
@@ -1030,6 +1953,7 @@
         <w:pStyle w:val="Cmsor2"/>
         <w:spacing w:before="360" w:after="120"/>
       </w:pPr>
+      <w:bookmarkStart w:id="5" w:name="_Toc230337109"/>
       <w:r>
         <w:rPr>
           <w:rFonts w:ascii="Segoe UI" w:hAnsi="Segoe UI"/>
@@ -1037,63 +1961,19 @@
         </w:rPr>
         <w:t>2.1 Testtömegindex (BMI) Számítása</w:t>
       </w:r>
+      <w:bookmarkEnd w:id="5"/>
     </w:p>
     <w:p>
-      <w:pPr>
-        <w:rPr>
-          <w:rFonts w:hint="eastAsia"/>
-        </w:rPr>
-      </w:pPr>
       <w:r>
-        <w:t>A BMI kiszámítása a testsúly (kilogrammban) és a méterbe átszámított testmagasság négyzetének hányadosaként adódik. Mivel az adatbázis a magasságot centiméterbe</w:t>
+        <w:t xml:space="preserve">A BMI kiszámítása a testsúly (kilogrammban) és a méterbe átszámított testmagasság négyzetének hányadosaként adódik. Mivel az adatbázis a magasságot centiméterben tárolja, a program végrehajtja a szükséges </w:t>
       </w:r>
       <w:r>
-        <w:t xml:space="preserve">n tárolja, a program </w:t>
-      </w:r>
-      <w:proofErr w:type="spellStart"/>
-      <w:r>
-        <w:t>végrehajtja</w:t>
-      </w:r>
-      <w:proofErr w:type="spellEnd"/>
-      <w:r>
-        <w:t xml:space="preserve"> a </w:t>
-      </w:r>
-      <w:proofErr w:type="spellStart"/>
-      <w:r>
-        <w:t>szükséges</w:t>
-      </w:r>
-      <w:proofErr w:type="spellEnd"/>
-      <w:r>
-        <w:t xml:space="preserve"> </w:t>
-      </w:r>
-      <w:proofErr w:type="spellStart"/>
-      <w:r>
-        <w:t>átváltást</w:t>
-      </w:r>
-      <w:proofErr w:type="spellEnd"/>
-      <w:r>
-        <w:t>.</w:t>
+        <w:t>átváltást.</w:t>
       </w:r>
     </w:p>
     <w:p>
-      <w:pPr>
-        <w:rPr>
-          <w:rFonts w:hint="eastAsia"/>
-        </w:rPr>
-      </w:pPr>
       <w:r>
-        <w:t>A</w:t>
-      </w:r>
-      <w:r>
-        <w:t xml:space="preserve"> kapott végeredményt a szoftver matematikai kerekítéssel egy tizedesjegy pontosságúra </w:t>
-      </w:r>
-      <w:proofErr w:type="spellStart"/>
-      <w:r>
-        <w:t>finomítja</w:t>
-      </w:r>
-      <w:proofErr w:type="spellEnd"/>
-      <w:r>
-        <w:t xml:space="preserve"> a felületi megjelenítés előtt.</w:t>
+        <w:t>A kapott végeredményt a szoftver matematikai kerekítéssel egy tizedesjegy pontosságúra finomítja a felületi megjelenítés előtt.</w:t>
       </w:r>
     </w:p>
     <w:p>
@@ -1101,41 +1981,19 @@
         <w:pStyle w:val="Cmsor2"/>
         <w:spacing w:before="360" w:after="120"/>
       </w:pPr>
+      <w:bookmarkStart w:id="6" w:name="_Toc230337110"/>
       <w:r>
         <w:rPr>
           <w:rFonts w:ascii="Segoe UI" w:hAnsi="Segoe UI"/>
           <w:color w:val="2B6CB0"/>
         </w:rPr>
-        <w:t>2.2 Testzsírszázalék Kalkuláció (Deurenberg-formula)</w:t>
+        <w:t>2.2 Testzsírszázalék Kalkuláció</w:t>
       </w:r>
+      <w:bookmarkEnd w:id="6"/>
     </w:p>
     <w:p>
-      <w:pPr>
-        <w:rPr>
-          <w:rFonts w:hint="eastAsia"/>
-        </w:rPr>
-      </w:pPr>
       <w:r>
-        <w:t>A testzsírszázalék meghatározásáért a testZsirSzazalekSzamitas statikus metódus felel. Az algoritmus figyelembe veszi a biológiai nemet, az é</w:t>
-      </w:r>
-      <w:r>
-        <w:t xml:space="preserve">letkort és a </w:t>
-      </w:r>
-      <w:proofErr w:type="spellStart"/>
-      <w:r>
-        <w:t>számított</w:t>
-      </w:r>
-      <w:proofErr w:type="spellEnd"/>
-      <w:r>
-        <w:t xml:space="preserve"> BMI </w:t>
-      </w:r>
-      <w:proofErr w:type="spellStart"/>
-      <w:r>
-        <w:t>értéket</w:t>
-      </w:r>
-      <w:proofErr w:type="spellEnd"/>
-      <w:r>
-        <w:t>.</w:t>
+        <w:t>A testzsírszázalék meghatározásáért a testZsirSzazalekSzamitas statikus metódus felel. Az algoritmus figyelembe veszi a biológiai nemet, az életkort és a számított BMI értéket.</w:t>
       </w:r>
     </w:p>
     <w:p>
@@ -1143,160 +2001,28 @@
         <w:pStyle w:val="Cmsor2"/>
         <w:spacing w:before="360" w:after="120"/>
       </w:pPr>
+      <w:bookmarkStart w:id="7" w:name="_Toc230337111"/>
       <w:r>
         <w:rPr>
           <w:rFonts w:ascii="Segoe UI" w:hAnsi="Segoe UI"/>
           <w:color w:val="2B6CB0"/>
         </w:rPr>
-        <w:t>2</w:t>
+        <w:t>2.3 Dinamikus BMI Kategorizálás fájlból</w:t>
+      </w:r>
+      <w:bookmarkEnd w:id="7"/>
+    </w:p>
+    <w:p>
+      <w:r>
+        <w:t>A kódban fixen megadott</w:t>
       </w:r>
       <w:r>
-        <w:rPr>
-          <w:rFonts w:ascii="Segoe UI" w:hAnsi="Segoe UI"/>
-          <w:color w:val="2B6CB0"/>
-        </w:rPr>
-        <w:t xml:space="preserve">.3 </w:t>
-      </w:r>
-      <w:proofErr w:type="spellStart"/>
-      <w:r>
-        <w:rPr>
-          <w:rFonts w:ascii="Segoe UI" w:hAnsi="Segoe UI"/>
-          <w:color w:val="2B6CB0"/>
-        </w:rPr>
-        <w:t>Dinamikus</w:t>
-      </w:r>
-      <w:proofErr w:type="spellEnd"/>
-      <w:r>
-        <w:rPr>
-          <w:rFonts w:ascii="Segoe UI" w:hAnsi="Segoe UI"/>
-          <w:color w:val="2B6CB0"/>
-        </w:rPr>
-        <w:t xml:space="preserve"> BMI </w:t>
-      </w:r>
-      <w:proofErr w:type="spellStart"/>
-      <w:r>
-        <w:rPr>
-          <w:rFonts w:ascii="Segoe UI" w:hAnsi="Segoe UI"/>
-          <w:color w:val="2B6CB0"/>
-        </w:rPr>
-        <w:t>Kategorizálás</w:t>
-      </w:r>
-      <w:proofErr w:type="spellEnd"/>
-      <w:r>
-        <w:rPr>
-          <w:rFonts w:ascii="Segoe UI" w:hAnsi="Segoe UI"/>
-          <w:color w:val="2B6CB0"/>
-        </w:rPr>
-        <w:t xml:space="preserve"> fájlból</w:t>
+        <w:t xml:space="preserve"> határértékek helyett a rendszer a bmiKategoria.txt állományból építi fel a referencia-skálát. A fájl minden sora egy határértéket és a hozzá tartozó megnevezést tartalmazza kötőjellel elválasztva (pl. "18.5 - Sovány").</w:t>
       </w:r>
     </w:p>
     <w:p>
-      <w:pPr>
-        <w:rPr>
-          <w:rFonts w:hint="eastAsia"/>
-        </w:rPr>
-      </w:pPr>
       <w:r>
-        <w:t xml:space="preserve">A </w:t>
+        <w:t>A beolvasás során a program a kategoriaBMI osztály példányait egy generikus listába rendezi, majd a listát megfordítja. A keresőalgoritmus egy hátulról előre haladó ciklus segítségével határozza meg a megfelelő kategóriát</w:t>
       </w:r>
-      <w:proofErr w:type="spellStart"/>
-      <w:r>
-        <w:t>kódban</w:t>
-      </w:r>
-      <w:proofErr w:type="spellEnd"/>
-      <w:r>
-        <w:t xml:space="preserve"> </w:t>
-      </w:r>
-      <w:proofErr w:type="spellStart"/>
-      <w:r>
-        <w:t>fixen</w:t>
-      </w:r>
-      <w:proofErr w:type="spellEnd"/>
-      <w:r>
-        <w:t xml:space="preserve"> </w:t>
-      </w:r>
-      <w:proofErr w:type="spellStart"/>
-      <w:r>
-        <w:t>megadott</w:t>
-      </w:r>
-      <w:proofErr w:type="spellEnd"/>
-      <w:r>
-        <w:t xml:space="preserve"> </w:t>
-      </w:r>
-      <w:proofErr w:type="spellStart"/>
-      <w:r>
-        <w:t>határértékek</w:t>
-      </w:r>
-      <w:proofErr w:type="spellEnd"/>
-      <w:r>
-        <w:t xml:space="preserve"> </w:t>
-      </w:r>
-      <w:proofErr w:type="spellStart"/>
-      <w:r>
-        <w:t>helyett</w:t>
-      </w:r>
-      <w:proofErr w:type="spellEnd"/>
-      <w:r>
-        <w:t xml:space="preserve"> a rendszer a bmiKategoria.txt állományból építi fel a referencia-skálát. A fájl minden sora egy határértéket és a hozzá tartozó megnevezést tartalmazza kötőjellel elválasztva (pl. "18.5</w:t>
-      </w:r>
-      <w:r>
-        <w:t xml:space="preserve"> - Sovány").</w:t>
-      </w:r>
-    </w:p>
-    <w:p>
-      <w:pPr>
-        <w:rPr>
-          <w:rFonts w:hint="eastAsia"/>
-        </w:rPr>
-      </w:pPr>
-      <w:r>
-        <w:t xml:space="preserve">A beolvasás során a program a kategoriaBMI osztály példányait egy generikus listába </w:t>
-      </w:r>
-      <w:proofErr w:type="spellStart"/>
-      <w:r>
-        <w:t>rendezi</w:t>
-      </w:r>
-      <w:proofErr w:type="spellEnd"/>
-      <w:r>
-        <w:t xml:space="preserve">, </w:t>
-      </w:r>
-      <w:proofErr w:type="spellStart"/>
-      <w:r>
-        <w:t>majd</w:t>
-      </w:r>
-      <w:proofErr w:type="spellEnd"/>
-      <w:r>
-        <w:t xml:space="preserve"> a </w:t>
-      </w:r>
-      <w:proofErr w:type="spellStart"/>
-      <w:r>
-        <w:t>listát</w:t>
-      </w:r>
-      <w:proofErr w:type="spellEnd"/>
-      <w:r>
-        <w:t xml:space="preserve"> </w:t>
-      </w:r>
-      <w:proofErr w:type="spellStart"/>
-      <w:r>
-        <w:t>megfordítja</w:t>
-      </w:r>
-      <w:proofErr w:type="spellEnd"/>
-      <w:r>
-        <w:t xml:space="preserve">. A keresőalgoritmus egy hátulról előre haladó ciklus segítségével határozza meg a </w:t>
-      </w:r>
-      <w:proofErr w:type="spellStart"/>
-      <w:r>
-        <w:t>megfelelő</w:t>
-      </w:r>
-      <w:proofErr w:type="spellEnd"/>
-      <w:r>
-        <w:t xml:space="preserve"> </w:t>
-      </w:r>
-      <w:proofErr w:type="spellStart"/>
-      <w:r>
-        <w:t>kategóriát</w:t>
-      </w:r>
-      <w:proofErr w:type="spellEnd"/>
       <w:r>
         <w:t xml:space="preserve">. </w:t>
       </w:r>
@@ -1312,6 +2038,7 @@
         </w:pBdr>
         <w:spacing w:before="360" w:after="120"/>
       </w:pPr>
+      <w:bookmarkStart w:id="8" w:name="_Toc230337112"/>
       <w:r>
         <w:rPr>
           <w:rFonts w:ascii="Segoe UI" w:hAnsi="Segoe UI"/>
@@ -1319,127 +2046,19 @@
           <w:sz w:val="36"/>
         </w:rPr>
         <w:lastRenderedPageBreak/>
-        <w:t>3</w:t>
+        <w:t>3. Felhasználói Felület és Adatkezelés</w:t>
       </w:r>
-      <w:r>
-        <w:rPr>
-          <w:rFonts w:ascii="Segoe UI" w:hAnsi="Segoe UI"/>
-          <w:color w:val="1A365D"/>
-          <w:sz w:val="36"/>
-        </w:rPr>
-        <w:t xml:space="preserve">. </w:t>
-      </w:r>
-      <w:proofErr w:type="spellStart"/>
-      <w:r>
-        <w:rPr>
-          <w:rFonts w:ascii="Segoe UI" w:hAnsi="Segoe UI"/>
-          <w:color w:val="1A365D"/>
-          <w:sz w:val="36"/>
-        </w:rPr>
-        <w:t>Felhasználói</w:t>
-      </w:r>
-      <w:proofErr w:type="spellEnd"/>
-      <w:r>
-        <w:rPr>
-          <w:rFonts w:ascii="Segoe UI" w:hAnsi="Segoe UI"/>
-          <w:color w:val="1A365D"/>
-          <w:sz w:val="36"/>
-        </w:rPr>
-        <w:t xml:space="preserve"> </w:t>
-      </w:r>
-      <w:proofErr w:type="spellStart"/>
-      <w:r>
-        <w:rPr>
-          <w:rFonts w:ascii="Segoe UI" w:hAnsi="Segoe UI"/>
-          <w:color w:val="1A365D"/>
-          <w:sz w:val="36"/>
-        </w:rPr>
-        <w:t>Felület</w:t>
-      </w:r>
-      <w:proofErr w:type="spellEnd"/>
-      <w:r>
-        <w:rPr>
-          <w:rFonts w:ascii="Segoe UI" w:hAnsi="Segoe UI"/>
-          <w:color w:val="1A365D"/>
-          <w:sz w:val="36"/>
-        </w:rPr>
-        <w:t xml:space="preserve"> </w:t>
-      </w:r>
-      <w:proofErr w:type="spellStart"/>
-      <w:r>
-        <w:rPr>
-          <w:rFonts w:ascii="Segoe UI" w:hAnsi="Segoe UI"/>
-          <w:color w:val="1A365D"/>
-          <w:sz w:val="36"/>
-        </w:rPr>
-        <w:t>és</w:t>
-      </w:r>
-      <w:proofErr w:type="spellEnd"/>
-      <w:r>
-        <w:rPr>
-          <w:rFonts w:ascii="Segoe UI" w:hAnsi="Segoe UI"/>
-          <w:color w:val="1A365D"/>
-          <w:sz w:val="36"/>
-        </w:rPr>
-        <w:t xml:space="preserve"> </w:t>
-      </w:r>
-      <w:proofErr w:type="spellStart"/>
-      <w:r>
-        <w:rPr>
-          <w:rFonts w:ascii="Segoe UI" w:hAnsi="Segoe UI"/>
-          <w:color w:val="1A365D"/>
-          <w:sz w:val="36"/>
-        </w:rPr>
-        <w:t>Adatkezelés</w:t>
-      </w:r>
-      <w:proofErr w:type="spellEnd"/>
+      <w:bookmarkEnd w:id="8"/>
     </w:p>
     <w:p>
-      <w:pPr>
-        <w:rPr>
-          <w:rFonts w:hint="eastAsia"/>
-        </w:rPr>
-      </w:pPr>
       <w:r>
-        <w:t xml:space="preserve">A grafikus felület elemei dinamikusan reagálnak a felhasználói interakciókra. A program </w:t>
-      </w:r>
-      <w:proofErr w:type="spellStart"/>
-      <w:r>
-        <w:t>vezérlői</w:t>
+        <w:t>A grafikus felület elemei dinamikusan reagálnak a felhasználói interakciókra. A program vezérlői</w:t>
       </w:r>
       <w:r>
         <w:t>nek</w:t>
       </w:r>
-      <w:proofErr w:type="spellEnd"/>
       <w:r>
-        <w:t xml:space="preserve"> </w:t>
-      </w:r>
-      <w:proofErr w:type="spellStart"/>
-      <w:r>
-        <w:t>láthatósága</w:t>
-      </w:r>
-      <w:proofErr w:type="spellEnd"/>
-      <w:r>
-        <w:t xml:space="preserve"> </w:t>
-      </w:r>
-      <w:proofErr w:type="spellStart"/>
-      <w:r>
-        <w:t>folyamatosan</w:t>
-      </w:r>
-      <w:proofErr w:type="spellEnd"/>
-      <w:r>
-        <w:t xml:space="preserve"> </w:t>
-      </w:r>
-      <w:proofErr w:type="spellStart"/>
-      <w:r>
-        <w:t>változik</w:t>
-      </w:r>
-      <w:proofErr w:type="spellEnd"/>
-      <w:r>
-        <w:t xml:space="preserve"> a ki</w:t>
-      </w:r>
-      <w:r>
-        <w:t>választott üzemmódnak megfelelően.</w:t>
+        <w:t xml:space="preserve"> láthatósága folyamatosan változik a kiválasztott üzemmódnak megfelelően.</w:t>
       </w:r>
     </w:p>
     <w:p>
@@ -1447,6 +2066,7 @@
         <w:pStyle w:val="Cmsor2"/>
         <w:spacing w:before="360" w:after="120"/>
       </w:pPr>
+      <w:bookmarkStart w:id="9" w:name="_Toc230337113"/>
       <w:r>
         <w:rPr>
           <w:rFonts w:ascii="Segoe UI" w:hAnsi="Segoe UI"/>
@@ -1454,13 +2074,11 @@
         </w:rPr>
         <w:t>3.1 Navigáció és Állapotmenedzsment</w:t>
       </w:r>
+      <w:bookmarkEnd w:id="9"/>
     </w:p>
     <w:p>
       <w:pPr>
         <w:pStyle w:val="Felsorols"/>
-        <w:rPr>
-          <w:rFonts w:hint="eastAsia"/>
-        </w:rPr>
       </w:pPr>
       <w:r>
         <w:rPr>
@@ -1469,58 +2087,12 @@
         <w:t xml:space="preserve">Főmenü állapot: </w:t>
       </w:r>
       <w:r>
-        <w:t xml:space="preserve">A program indulásakor vagy a Vissza gomb megnyomásakor a </w:t>
-      </w:r>
-      <w:proofErr w:type="spellStart"/>
-      <w:r>
-        <w:t>fő</w:t>
-      </w:r>
-      <w:proofErr w:type="spellEnd"/>
-      <w:r>
-        <w:t xml:space="preserve"> </w:t>
-      </w:r>
-      <w:proofErr w:type="spellStart"/>
-      <w:r>
-        <w:t>akciógombok</w:t>
-      </w:r>
-      <w:proofErr w:type="spellEnd"/>
-      <w:r>
-        <w:t xml:space="preserve"> </w:t>
-      </w:r>
-      <w:proofErr w:type="spellStart"/>
-      <w:r>
-        <w:t>láthatóak</w:t>
-      </w:r>
-      <w:proofErr w:type="spellEnd"/>
-      <w:r>
-        <w:t xml:space="preserve">, </w:t>
-      </w:r>
-      <w:proofErr w:type="spellStart"/>
-      <w:r>
-        <w:t>míg</w:t>
-      </w:r>
-      <w:proofErr w:type="spellEnd"/>
-      <w:r>
-        <w:t xml:space="preserve"> a </w:t>
-      </w:r>
-      <w:proofErr w:type="spellStart"/>
-      <w:r>
-        <w:t>részletes</w:t>
-      </w:r>
-      <w:proofErr w:type="spellEnd"/>
-      <w:r>
-        <w:t xml:space="preserve"> beviteli és elemző panelek rejtv</w:t>
-      </w:r>
-      <w:r>
-        <w:t>e maradnak.</w:t>
+        <w:t>A program indulásakor vagy a Vissza gomb megnyomásakor a fő akciógombok láthatóak, míg a részletes beviteli és elemző panelek rejtve maradnak.</w:t>
       </w:r>
     </w:p>
     <w:p>
       <w:pPr>
         <w:pStyle w:val="Felsorols"/>
-        <w:rPr>
-          <w:rFonts w:hint="eastAsia"/>
-        </w:rPr>
       </w:pPr>
       <w:r>
         <w:rPr>
@@ -1529,39 +2101,13 @@
         <w:t xml:space="preserve">Lekérdezés üzemmód: </w:t>
       </w:r>
       <w:r>
-        <w:t xml:space="preserve">Megjelenik az osztályok listája. Kiválasztás után a diáklista aszinkron hatású módon feltöltődik az adott osztályba járó tanulók neveivel, majd a diák nevét </w:t>
+        <w:t>Megjelenik az osztályok listája. Kiválasztás után a diáklista aszinkron hatású módon feltöltődik az adott osztályba járó tanulók neveivel, majd a diák nevét kiválasztva lefut a teljes</w:t>
       </w:r>
-      <w:proofErr w:type="spellStart"/>
-      <w:r>
-        <w:t>kiválasztva</w:t>
-      </w:r>
-      <w:proofErr w:type="spellEnd"/>
       <w:r>
         <w:t xml:space="preserve"> </w:t>
       </w:r>
-      <w:proofErr w:type="spellStart"/>
       <w:r>
-        <w:t>lefut</w:t>
-      </w:r>
-      <w:proofErr w:type="spellEnd"/>
-      <w:r>
-        <w:t xml:space="preserve"> a </w:t>
-      </w:r>
-      <w:proofErr w:type="spellStart"/>
-      <w:r>
-        <w:t>teljes</w:t>
-      </w:r>
-      <w:proofErr w:type="spellEnd"/>
-      <w:r>
-        <w:t xml:space="preserve"> </w:t>
-      </w:r>
-      <w:proofErr w:type="spellStart"/>
-      <w:r>
-        <w:t>kiértékelés</w:t>
-      </w:r>
-      <w:proofErr w:type="spellEnd"/>
-      <w:r>
-        <w:t>.</w:t>
+        <w:t>kiértékelés.</w:t>
       </w:r>
     </w:p>
     <w:p>
@@ -1569,20 +2115,15 @@
         <w:pStyle w:val="Cmsor2"/>
         <w:spacing w:before="360" w:after="120"/>
       </w:pPr>
+      <w:bookmarkStart w:id="10" w:name="_Toc230337114"/>
       <w:r>
         <w:rPr>
           <w:rFonts w:ascii="Segoe UI" w:hAnsi="Segoe UI"/>
           <w:color w:val="2B6CB0"/>
         </w:rPr>
-        <w:t>3.2 Adatbázi</w:t>
+        <w:t>3.2 Adatbázis-műveletek implementációja</w:t>
       </w:r>
-      <w:r>
-        <w:rPr>
-          <w:rFonts w:ascii="Segoe UI" w:hAnsi="Segoe UI"/>
-          <w:color w:val="2B6CB0"/>
-        </w:rPr>
-        <w:t>s-műveletek implementációja</w:t>
-      </w:r>
+      <w:bookmarkEnd w:id="10"/>
     </w:p>
     <w:p>
       <w:r>
@@ -1592,69 +2133,21 @@
         <w:t xml:space="preserve">Adatbeszúrás (Create): </w:t>
       </w:r>
       <w:r>
-        <w:t xml:space="preserve">A hozzáadás eseménykezelő validálja az összes beviteli mezőt. Ezt követően egy SQL tranzakció jellegű, parametrizált lekérdezéssel egyszerre két táblába szúr be adatot, teljesen megelőzve </w:t>
+        <w:t>A hozzáadás eseménykezelő validálja az összes beviteli mezőt. Ezt követően egy SQL tranzakció jellegű, parametrizált lekérdezéssel egyszerre két táblába szúr be adatot, teljesen megelőzve az SQL injection támadásokat</w:t>
       </w:r>
-      <w:proofErr w:type="spellStart"/>
-      <w:r>
-        <w:t>az</w:t>
-      </w:r>
-      <w:proofErr w:type="spellEnd"/>
-      <w:r>
-        <w:t xml:space="preserve"> SQL </w:t>
-      </w:r>
-      <w:r>
-        <w:t xml:space="preserve">injection </w:t>
-      </w:r>
-      <w:proofErr w:type="spellStart"/>
-      <w:r>
-        <w:t>támadásokat</w:t>
-      </w:r>
-      <w:proofErr w:type="spellEnd"/>
       <w:r>
         <w:t>.</w:t>
       </w:r>
     </w:p>
     <w:p>
-      <w:pPr>
-        <w:rPr>
-          <w:rFonts w:hint="eastAsia"/>
-        </w:rPr>
-      </w:pPr>
-      <w:proofErr w:type="spellStart"/>
       <w:r>
         <w:rPr>
           <w:b/>
         </w:rPr>
-        <w:t>Adattörlés</w:t>
-      </w:r>
-      <w:proofErr w:type="spellEnd"/>
-      <w:r>
-        <w:rPr>
-          <w:b/>
-        </w:rPr>
-        <w:t xml:space="preserve"> (Delete): </w:t>
+        <w:t xml:space="preserve">Adattörlés (Delete): </w:t>
       </w:r>
       <w:r>
-        <w:t xml:space="preserve">A </w:t>
-      </w:r>
-      <w:proofErr w:type="spellStart"/>
-      <w:r>
-        <w:t>törlés</w:t>
-      </w:r>
-      <w:proofErr w:type="spellEnd"/>
-      <w:r>
-        <w:t xml:space="preserve"> </w:t>
-      </w:r>
-      <w:proofErr w:type="spellStart"/>
-      <w:r>
-        <w:t>funkció</w:t>
-      </w:r>
-      <w:proofErr w:type="spellEnd"/>
-      <w:r>
-        <w:t xml:space="preserve"> a kiválasztott diák neve és osztálya alapján távolítja el a rekordot a meresek táblából. A grafikus felületen a törölt elem azonnal eltávolításra kerül a vizuális listából is: diakLista</w:t>
-      </w:r>
-      <w:r>
-        <w:t>2.Items.Remove(kivalasztottNev);</w:t>
+        <w:t>A törlés funkció a kiválasztott diák neve és osztálya alapján távolítja el a rekordot a meresek táblából. A grafikus felületen a törölt elem azonnal eltávolításra kerül a vizuális listából is: diakLista2.Items.Remove(kivalasztottNev);</w:t>
       </w:r>
     </w:p>
     <w:p>
@@ -1662,6 +2155,7 @@
         <w:pStyle w:val="Cmsor2"/>
         <w:spacing w:before="360" w:after="120"/>
       </w:pPr>
+      <w:bookmarkStart w:id="11" w:name="_Toc230337115"/>
       <w:r>
         <w:rPr>
           <w:rFonts w:ascii="Segoe UI" w:hAnsi="Segoe UI"/>
@@ -1669,23 +2163,118 @@
         </w:rPr>
         <w:t>3.3 SQL Naplózás (Tranzakciós Log)</w:t>
       </w:r>
+      <w:bookmarkEnd w:id="11"/>
     </w:p>
     <w:p>
       <w:r>
-        <w:t>A szoftver különleges biztonsági funkciója, hogy minden adatbázist módosító írási és törlési műveletet egy külső naplófájlba (healthtrack.sql) is rögzít a StreamWriter osztály segítségével</w:t>
-      </w:r>
-      <w:r>
-        <w:t>, append (hozzáfűző) módban. Ez lehetővé teszi az adatbázis esetleges sérülése vagy összeomlása esetén a műveletek teljes rekonstrukcióját.</w:t>
+        <w:t>A szoftver különleges biztonsági funkciója, hogy minden adatbázist módosító írási és törlési műveletet egy külső naplófájlba (healthtrack.sql) is rögzít a StreamWriter osztály segítségével, append (hozzáfűző) módban. Ez lehetővé teszi az adatbázis esetleges sérülése vagy összeomlása esetén a műveletek teljes rekonstrukcióját.</w:t>
       </w:r>
     </w:p>
     <w:sectPr>
+      <w:footerReference w:type="default" r:id="rId9"/>
       <w:pgSz w:w="11909" w:h="16834"/>
       <w:pgMar w:top="1440" w:right="1152" w:bottom="1440" w:left="1152" w:header="720" w:footer="720" w:gutter="0"/>
+      <w:pgNumType w:start="0"/>
       <w:cols w:space="720"/>
+      <w:titlePg/>
       <w:docGrid w:linePitch="360"/>
     </w:sectPr>
   </w:body>
 </w:document>
+</file>
+
+<file path=word/endnotes.xml><?xml version="1.0" encoding="utf-8"?>
+<w:endnotes xmlns:wpc="http://schemas.microsoft.com/office/word/2010/wordprocessingCanvas" xmlns:cx="http://schemas.microsoft.com/office/drawing/2014/chartex" xmlns:cx1="http://schemas.microsoft.com/office/drawing/2015/9/8/chartex" xmlns:cx2="http://schemas.microsoft.com/office/drawing/2015/10/21/chartex" xmlns:cx3="http://schemas.microsoft.com/office/drawing/2016/5/9/chartex" xmlns:cx4="http://schemas.microsoft.com/office/drawing/2016/5/10/chartex" xmlns:cx5="http://schemas.microsoft.com/office/drawing/2016/5/11/chartex" xmlns:cx6="http://schemas.microsoft.com/office/drawing/2016/5/12/chartex" xmlns:cx7="http://schemas.microsoft.com/office/drawing/2016/5/13/chartex" xmlns:cx8="http://schemas.microsoft.com/office/drawing/2016/5/14/chartex" xmlns:mc="http://schemas.openxmlformats.org/markup-compatibility/2006" xmlns:aink="http://schemas.microsoft.com/office/drawing/2016/ink" xmlns:am3d="http://schemas.microsoft.com/office/drawing/2017/model3d" xmlns:o="urn:schemas-microsoft-com:office:office" xmlns:r="http://schemas.openxmlformats.org/officeDocument/2006/relationships" xmlns:m="http://schemas.openxmlformats.org/officeDocument/2006/math" xmlns:v="urn:schemas-microsoft-com:vml" xmlns:wp14="http://schemas.microsoft.com/office/word/2010/wordprocessingDrawing" xmlns:wp="http://schemas.openxmlformats.org/drawingml/2006/wordprocessingDrawing" xmlns:w10="urn:schemas-microsoft-com:office:word" xmlns:w="http://schemas.openxmlformats.org/wordprocessingml/2006/main" xmlns:w14="http://schemas.microsoft.com/office/word/2010/wordml" xmlns:w15="http://schemas.microsoft.com/office/word/2012/wordml" xmlns:w16cex="http://schemas.microsoft.com/office/word/2018/wordml/cex" xmlns:w16cid="http://schemas.microsoft.com/office/word/2016/wordml/cid" xmlns:w16="http://schemas.microsoft.com/office/word/2018/wordml" xmlns:w16sdtdh="http://schemas.microsoft.com/office/word/2020/wordml/sdtdatahash" xmlns:w16se="http://schemas.microsoft.com/office/word/2015/wordml/symex" xmlns:wpg="http://schemas.microsoft.com/office/word/2010/wordprocessingGroup" xmlns:wpi="http://schemas.microsoft.com/office/word/2010/wordprocessingInk" xmlns:wne="http://schemas.microsoft.com/office/word/2006/wordml" xmlns:wps="http://schemas.microsoft.com/office/word/2010/wordprocessingShape" mc:Ignorable="w14 w15 w16se w16cid w16 w16cex w16sdtdh wp14">
+  <w:endnote w:type="separator" w:id="-1">
+    <w:p>
+      <w:pPr>
+        <w:spacing w:after="0" w:line="240" w:lineRule="auto"/>
+      </w:pPr>
+      <w:r>
+        <w:separator/>
+      </w:r>
+    </w:p>
+  </w:endnote>
+  <w:endnote w:type="continuationSeparator" w:id="0">
+    <w:p>
+      <w:pPr>
+        <w:spacing w:after="0" w:line="240" w:lineRule="auto"/>
+      </w:pPr>
+      <w:r>
+        <w:continuationSeparator/>
+      </w:r>
+    </w:p>
+  </w:endnote>
+</w:endnotes>
+</file>
+
+<file path=word/footer1.xml><?xml version="1.0" encoding="utf-8"?>
+<w:ftr xmlns:wpc="http://schemas.microsoft.com/office/word/2010/wordprocessingCanvas" xmlns:cx="http://schemas.microsoft.com/office/drawing/2014/chartex" xmlns:cx1="http://schemas.microsoft.com/office/drawing/2015/9/8/chartex" xmlns:cx2="http://schemas.microsoft.com/office/drawing/2015/10/21/chartex" xmlns:cx3="http://schemas.microsoft.com/office/drawing/2016/5/9/chartex" xmlns:cx4="http://schemas.microsoft.com/office/drawing/2016/5/10/chartex" xmlns:cx5="http://schemas.microsoft.com/office/drawing/2016/5/11/chartex" xmlns:cx6="http://schemas.microsoft.com/office/drawing/2016/5/12/chartex" xmlns:cx7="http://schemas.microsoft.com/office/drawing/2016/5/13/chartex" xmlns:cx8="http://schemas.microsoft.com/office/drawing/2016/5/14/chartex" xmlns:mc="http://schemas.openxmlformats.org/markup-compatibility/2006" xmlns:aink="http://schemas.microsoft.com/office/drawing/2016/ink" xmlns:am3d="http://schemas.microsoft.com/office/drawing/2017/model3d" xmlns:o="urn:schemas-microsoft-com:office:office" xmlns:r="http://schemas.openxmlformats.org/officeDocument/2006/relationships" xmlns:m="http://schemas.openxmlformats.org/officeDocument/2006/math" xmlns:v="urn:schemas-microsoft-com:vml" xmlns:wp14="http://schemas.microsoft.com/office/word/2010/wordprocessingDrawing" xmlns:wp="http://schemas.openxmlformats.org/drawingml/2006/wordprocessingDrawing" xmlns:w10="urn:schemas-microsoft-com:office:word" xmlns:w="http://schemas.openxmlformats.org/wordprocessingml/2006/main" xmlns:w14="http://schemas.microsoft.com/office/word/2010/wordml" xmlns:w15="http://schemas.microsoft.com/office/word/2012/wordml" xmlns:w16cex="http://schemas.microsoft.com/office/word/2018/wordml/cex" xmlns:w16cid="http://schemas.microsoft.com/office/word/2016/wordml/cid" xmlns:w16="http://schemas.microsoft.com/office/word/2018/wordml" xmlns:w16sdtdh="http://schemas.microsoft.com/office/word/2020/wordml/sdtdatahash" xmlns:w16se="http://schemas.microsoft.com/office/word/2015/wordml/symex" xmlns:wpg="http://schemas.microsoft.com/office/word/2010/wordprocessingGroup" xmlns:wpi="http://schemas.microsoft.com/office/word/2010/wordprocessingInk" xmlns:wne="http://schemas.microsoft.com/office/word/2006/wordml" xmlns:wps="http://schemas.microsoft.com/office/word/2010/wordprocessingShape" mc:Ignorable="w14 w15 w16se w16cid w16 w16cex w16sdtdh wp14">
+  <w:sdt>
+    <w:sdtPr>
+      <w:id w:val="-1915846289"/>
+      <w:docPartObj>
+        <w:docPartGallery w:val="Page Numbers (Bottom of Page)"/>
+        <w:docPartUnique/>
+      </w:docPartObj>
+    </w:sdtPr>
+    <w:sdtContent>
+      <w:p>
+        <w:pPr>
+          <w:pStyle w:val="llb"/>
+        </w:pPr>
+        <w:r>
+          <w:fldChar w:fldCharType="begin"/>
+        </w:r>
+        <w:r>
+          <w:instrText>PAGE   \* MERGEFORMAT</w:instrText>
+        </w:r>
+        <w:r>
+          <w:fldChar w:fldCharType="separate"/>
+        </w:r>
+        <w:r>
+          <w:rPr>
+            <w:lang w:val="hu-HU"/>
+          </w:rPr>
+          <w:t>2</w:t>
+        </w:r>
+        <w:r>
+          <w:fldChar w:fldCharType="end"/>
+        </w:r>
+      </w:p>
+    </w:sdtContent>
+  </w:sdt>
+  <w:p>
+    <w:pPr>
+      <w:pStyle w:val="llb"/>
+    </w:pPr>
+  </w:p>
+</w:ftr>
+</file>
+
+<file path=word/footnotes.xml><?xml version="1.0" encoding="utf-8"?>
+<w:footnotes xmlns:wpc="http://schemas.microsoft.com/office/word/2010/wordprocessingCanvas" xmlns:cx="http://schemas.microsoft.com/office/drawing/2014/chartex" xmlns:cx1="http://schemas.microsoft.com/office/drawing/2015/9/8/chartex" xmlns:cx2="http://schemas.microsoft.com/office/drawing/2015/10/21/chartex" xmlns:cx3="http://schemas.microsoft.com/office/drawing/2016/5/9/chartex" xmlns:cx4="http://schemas.microsoft.com/office/drawing/2016/5/10/chartex" xmlns:cx5="http://schemas.microsoft.com/office/drawing/2016/5/11/chartex" xmlns:cx6="http://schemas.microsoft.com/office/drawing/2016/5/12/chartex" xmlns:cx7="http://schemas.microsoft.com/office/drawing/2016/5/13/chartex" xmlns:cx8="http://schemas.microsoft.com/office/drawing/2016/5/14/chartex" xmlns:mc="http://schemas.openxmlformats.org/markup-compatibility/2006" xmlns:aink="http://schemas.microsoft.com/office/drawing/2016/ink" xmlns:am3d="http://schemas.microsoft.com/office/drawing/2017/model3d" xmlns:o="urn:schemas-microsoft-com:office:office" xmlns:r="http://schemas.openxmlformats.org/officeDocument/2006/relationships" xmlns:m="http://schemas.openxmlformats.org/officeDocument/2006/math" xmlns:v="urn:schemas-microsoft-com:vml" xmlns:wp14="http://schemas.microsoft.com/office/word/2010/wordprocessingDrawing" xmlns:wp="http://schemas.openxmlformats.org/drawingml/2006/wordprocessingDrawing" xmlns:w10="urn:schemas-microsoft-com:office:word" xmlns:w="http://schemas.openxmlformats.org/wordprocessingml/2006/main" xmlns:w14="http://schemas.microsoft.com/office/word/2010/wordml" xmlns:w15="http://schemas.microsoft.com/office/word/2012/wordml" xmlns:w16cex="http://schemas.microsoft.com/office/word/2018/wordml/cex" xmlns:w16cid="http://schemas.microsoft.com/office/word/2016/wordml/cid" xmlns:w16="http://schemas.microsoft.com/office/word/2018/wordml" xmlns:w16sdtdh="http://schemas.microsoft.com/office/word/2020/wordml/sdtdatahash" xmlns:w16se="http://schemas.microsoft.com/office/word/2015/wordml/symex" xmlns:wpg="http://schemas.microsoft.com/office/word/2010/wordprocessingGroup" xmlns:wpi="http://schemas.microsoft.com/office/word/2010/wordprocessingInk" xmlns:wne="http://schemas.microsoft.com/office/word/2006/wordml" xmlns:wps="http://schemas.microsoft.com/office/word/2010/wordprocessingShape" mc:Ignorable="w14 w15 w16se w16cid w16 w16cex w16sdtdh wp14">
+  <w:footnote w:type="separator" w:id="-1">
+    <w:p>
+      <w:pPr>
+        <w:spacing w:after="0" w:line="240" w:lineRule="auto"/>
+      </w:pPr>
+      <w:r>
+        <w:separator/>
+      </w:r>
+    </w:p>
+  </w:footnote>
+  <w:footnote w:type="continuationSeparator" w:id="0">
+    <w:p>
+      <w:pPr>
+        <w:spacing w:after="0" w:line="240" w:lineRule="auto"/>
+      </w:pPr>
+      <w:r>
+        <w:continuationSeparator/>
+      </w:r>
+    </w:p>
+  </w:footnote>
+</w:footnotes>
 </file>
 
 <file path=word/numbering.xml><?xml version="1.0" encoding="utf-8"?>
@@ -2176,11 +2765,6 @@
     <w:lsdException w:name="Book Title" w:uiPriority="33" w:qFormat="1"/>
     <w:lsdException w:name="Bibliography" w:semiHidden="1" w:uiPriority="37" w:unhideWhenUsed="1"/>
     <w:lsdException w:name="TOC Heading" w:semiHidden="1" w:uiPriority="39" w:unhideWhenUsed="1" w:qFormat="1"/>
-    <w:lsdException w:name="Plain Table 5" w:semiHidden="1" w:unhideWhenUsed="1"/>
-    <w:lsdException w:name="Grid Table Light" w:semiHidden="1" w:unhideWhenUsed="1"/>
-    <w:lsdException w:name="Grid Table 1 Light" w:semiHidden="1" w:unhideWhenUsed="1"/>
-    <w:lsdException w:name="Grid Table 2" w:semiHidden="1" w:unhideWhenUsed="1"/>
-    <w:lsdException w:name="Grid Table 3" w:semiHidden="1" w:unhideWhenUsed="1"/>
     <w:lsdException w:name="Grid Table 4" w:uiPriority="49"/>
     <w:lsdException w:name="Grid Table 5 Dark" w:uiPriority="50"/>
     <w:lsdException w:name="Grid Table 6 Colorful" w:uiPriority="51"/>
@@ -3222,7 +3806,6 @@
     <w:basedOn w:val="Cmsor1"/>
     <w:next w:val="Norml"/>
     <w:uiPriority w:val="39"/>
-    <w:semiHidden/>
     <w:unhideWhenUsed/>
     <w:qFormat/>
     <w:rsid w:val="00FC693F"/>
@@ -13283,6 +13866,42 @@
         <w:shd w:val="clear" w:color="auto" w:fill="FBCAA2" w:themeFill="accent6" w:themeFillTint="7F"/>
       </w:tcPr>
     </w:tblStylePr>
+  </w:style>
+  <w:style w:type="paragraph" w:styleId="TJ1">
+    <w:name w:val="toc 1"/>
+    <w:basedOn w:val="Norml"/>
+    <w:next w:val="Norml"/>
+    <w:autoRedefine/>
+    <w:uiPriority w:val="39"/>
+    <w:unhideWhenUsed/>
+    <w:rsid w:val="00C41007"/>
+    <w:pPr>
+      <w:spacing w:after="100"/>
+    </w:pPr>
+  </w:style>
+  <w:style w:type="paragraph" w:styleId="TJ2">
+    <w:name w:val="toc 2"/>
+    <w:basedOn w:val="Norml"/>
+    <w:next w:val="Norml"/>
+    <w:autoRedefine/>
+    <w:uiPriority w:val="39"/>
+    <w:unhideWhenUsed/>
+    <w:rsid w:val="00C41007"/>
+    <w:pPr>
+      <w:spacing w:after="100"/>
+      <w:ind w:left="210"/>
+    </w:pPr>
+  </w:style>
+  <w:style w:type="character" w:styleId="Hiperhivatkozs">
+    <w:name w:val="Hyperlink"/>
+    <w:basedOn w:val="Bekezdsalapbettpusa"/>
+    <w:uiPriority w:val="99"/>
+    <w:unhideWhenUsed/>
+    <w:rsid w:val="00C41007"/>
+    <w:rPr>
+      <w:color w:val="0000FF" w:themeColor="hyperlink"/>
+      <w:u w:val="single"/>
+    </w:rPr>
   </w:style>
 </w:styles>
 </file>
